--- a/SQL/Project/Medicare/Medicare Documentation.docx
+++ b/SQL/Project/Medicare/Medicare Documentation.docx
@@ -76,16 +76,45 @@
           <w:b/>
           <w:bCs/>
         </w:rPr>
-        <w:t>Departments table- head_doctor_id is null</w:t>
-      </w:r>
-    </w:p>
-    <w:p>
-      <w:pPr>
-        <w:pStyle w:val="ListParagraph"/>
-      </w:pPr>
-      <w:r>
-        <w:t>SELECT * from Departments where head_doctor_id is null ;</w:t>
-      </w:r>
+        <w:t xml:space="preserve">Departments table- </w:t>
+      </w:r>
+      <w:proofErr w:type="spellStart"/>
+      <w:r>
+        <w:rPr>
+          <w:b/>
+          <w:bCs/>
+        </w:rPr>
+        <w:t>head_doctor_id</w:t>
+      </w:r>
+      <w:proofErr w:type="spellEnd"/>
+      <w:r>
+        <w:rPr>
+          <w:b/>
+          <w:bCs/>
+        </w:rPr>
+        <w:t xml:space="preserve"> is null</w:t>
+      </w:r>
+    </w:p>
+    <w:p>
+      <w:pPr>
+        <w:pStyle w:val="ListParagraph"/>
+      </w:pPr>
+      <w:r>
+        <w:t xml:space="preserve">SELECT * from Departments where </w:t>
+      </w:r>
+      <w:proofErr w:type="spellStart"/>
+      <w:r>
+        <w:t>head_doctor_id</w:t>
+      </w:r>
+      <w:proofErr w:type="spellEnd"/>
+      <w:r>
+        <w:t xml:space="preserve"> is </w:t>
+      </w:r>
+      <w:proofErr w:type="gramStart"/>
+      <w:r>
+        <w:t>null ;</w:t>
+      </w:r>
+      <w:proofErr w:type="gramEnd"/>
     </w:p>
     <w:p>
       <w:pPr>
@@ -121,16 +150,29 @@
         <w:pStyle w:val="ListParagraph"/>
       </w:pPr>
       <w:r>
-        <w:t>SELECT DISTINCT gender, COUNT(*)</w:t>
-      </w:r>
-    </w:p>
-    <w:p>
-      <w:pPr>
-        <w:pStyle w:val="ListParagraph"/>
-      </w:pPr>
-      <w:r>
-        <w:t>from Doctors</w:t>
-      </w:r>
+        <w:t xml:space="preserve">SELECT DISTINCT gender, </w:t>
+      </w:r>
+      <w:proofErr w:type="gramStart"/>
+      <w:r>
+        <w:t>COUNT(</w:t>
+      </w:r>
+      <w:proofErr w:type="gramEnd"/>
+      <w:r>
+        <w:t>*)</w:t>
+      </w:r>
+    </w:p>
+    <w:p>
+      <w:pPr>
+        <w:pStyle w:val="ListParagraph"/>
+      </w:pPr>
+      <w:r>
+        <w:t xml:space="preserve">from </w:t>
+      </w:r>
+      <w:proofErr w:type="gramStart"/>
+      <w:r>
+        <w:t>Doctors</w:t>
+      </w:r>
+      <w:proofErr w:type="gramEnd"/>
     </w:p>
     <w:p>
       <w:pPr>
@@ -166,15 +208,39 @@
           <w:b/>
           <w:bCs/>
         </w:rPr>
-        <w:t>Doctors - department_id is blank</w:t>
-      </w:r>
-    </w:p>
-    <w:p>
-      <w:pPr>
-        <w:pStyle w:val="ListParagraph"/>
-      </w:pPr>
-      <w:r>
-        <w:t>SELECT * FROM Doctors where department_id IS NULL;</w:t>
+        <w:t xml:space="preserve">Doctors - </w:t>
+      </w:r>
+      <w:proofErr w:type="spellStart"/>
+      <w:r>
+        <w:rPr>
+          <w:b/>
+          <w:bCs/>
+        </w:rPr>
+        <w:t>department_id</w:t>
+      </w:r>
+      <w:proofErr w:type="spellEnd"/>
+      <w:r>
+        <w:rPr>
+          <w:b/>
+          <w:bCs/>
+        </w:rPr>
+        <w:t xml:space="preserve"> is blank</w:t>
+      </w:r>
+    </w:p>
+    <w:p>
+      <w:pPr>
+        <w:pStyle w:val="ListParagraph"/>
+      </w:pPr>
+      <w:r>
+        <w:t xml:space="preserve">SELECT * FROM Doctors where </w:t>
+      </w:r>
+      <w:proofErr w:type="spellStart"/>
+      <w:r>
+        <w:t>department_id</w:t>
+      </w:r>
+      <w:proofErr w:type="spellEnd"/>
+      <w:r>
+        <w:t xml:space="preserve"> IS NULL;</w:t>
       </w:r>
     </w:p>
     <w:p>
@@ -248,7 +314,47 @@
         <w:pStyle w:val="ListParagraph"/>
       </w:pPr>
       <w:r>
-        <w:t>SELECT * FROM Doctors where email NOT REGEXP '^[A-Za-z0-9_%.-]+@[A-Za-z0-9-_.]+\\.[A-Za-z]{2,}$';</w:t>
+        <w:t>SELECT * FROM Doctors where email NOT REGEXP '^[A-Za-z0-9_</w:t>
+      </w:r>
+      <w:proofErr w:type="gramStart"/>
+      <w:r>
+        <w:t>%.-</w:t>
+      </w:r>
+      <w:proofErr w:type="gramEnd"/>
+      <w:r>
+        <w:t>]+@[A-Za-z0-9-_</w:t>
+      </w:r>
+      <w:proofErr w:type="gramStart"/>
+      <w:r>
+        <w:t>.]+</w:t>
+      </w:r>
+      <w:proofErr w:type="gramEnd"/>
+      <w:r>
+        <w:t>\</w:t>
+      </w:r>
+      <w:proofErr w:type="gramStart"/>
+      <w:r>
+        <w:t>\.[</w:t>
+      </w:r>
+      <w:proofErr w:type="gramEnd"/>
+      <w:r>
+        <w:t>A-Za-</w:t>
+      </w:r>
+      <w:proofErr w:type="gramStart"/>
+      <w:r>
+        <w:t>z]{</w:t>
+      </w:r>
+      <w:proofErr w:type="gramEnd"/>
+      <w:r>
+        <w:t>2</w:t>
+      </w:r>
+      <w:proofErr w:type="gramStart"/>
+      <w:r>
+        <w:t>,}$</w:t>
+      </w:r>
+      <w:proofErr w:type="gramEnd"/>
+      <w:r>
+        <w:t>';</w:t>
       </w:r>
     </w:p>
     <w:p>
@@ -277,15 +383,63 @@
           <w:b/>
           <w:bCs/>
         </w:rPr>
-        <w:t>Patients - Traling and leading spaces in first name</w:t>
-      </w:r>
-    </w:p>
-    <w:p>
-      <w:pPr>
-        <w:pStyle w:val="ListParagraph"/>
-      </w:pPr>
-      <w:r>
-        <w:t>SELECT * from Patients where first_name &lt;&gt; ltrim(first_name);</w:t>
+        <w:t xml:space="preserve">Patients - </w:t>
+      </w:r>
+      <w:proofErr w:type="spellStart"/>
+      <w:r>
+        <w:rPr>
+          <w:b/>
+          <w:bCs/>
+        </w:rPr>
+        <w:t>Traling</w:t>
+      </w:r>
+      <w:proofErr w:type="spellEnd"/>
+      <w:r>
+        <w:rPr>
+          <w:b/>
+          <w:bCs/>
+        </w:rPr>
+        <w:t xml:space="preserve"> and leading spaces in first name</w:t>
+      </w:r>
+    </w:p>
+    <w:p>
+      <w:pPr>
+        <w:pStyle w:val="ListParagraph"/>
+      </w:pPr>
+      <w:r>
+        <w:t xml:space="preserve">SELECT * from </w:t>
+      </w:r>
+      <w:proofErr w:type="gramStart"/>
+      <w:r>
+        <w:t>Patients</w:t>
+      </w:r>
+      <w:proofErr w:type="gramEnd"/>
+      <w:r>
+        <w:t xml:space="preserve"> where </w:t>
+      </w:r>
+      <w:proofErr w:type="spellStart"/>
+      <w:r>
+        <w:t>first_name</w:t>
+      </w:r>
+      <w:proofErr w:type="spellEnd"/>
+      <w:r>
+        <w:t xml:space="preserve"> &lt;&gt; </w:t>
+      </w:r>
+      <w:proofErr w:type="spellStart"/>
+      <w:r>
+        <w:t>ltrim</w:t>
+      </w:r>
+      <w:proofErr w:type="spellEnd"/>
+      <w:r>
+        <w:t>(</w:t>
+      </w:r>
+      <w:proofErr w:type="spellStart"/>
+      <w:r>
+        <w:t>first_name</w:t>
+      </w:r>
+      <w:proofErr w:type="spellEnd"/>
+      <w:r>
+        <w:t>);</w:t>
       </w:r>
     </w:p>
     <w:p>
@@ -322,7 +476,15 @@
         <w:pStyle w:val="ListParagraph"/>
       </w:pPr>
       <w:r>
-        <w:t>SELECT gender, count(*)</w:t>
+        <w:t xml:space="preserve">SELECT gender, </w:t>
+      </w:r>
+      <w:proofErr w:type="gramStart"/>
+      <w:r>
+        <w:t>count(</w:t>
+      </w:r>
+      <w:proofErr w:type="gramEnd"/>
+      <w:r>
+        <w:t>*)</w:t>
       </w:r>
     </w:p>
     <w:p>
@@ -419,7 +581,71 @@
         <w:pStyle w:val="ListParagraph"/>
       </w:pPr>
       <w:r>
-        <w:t>SELECT * from Patients where email not regexp '^[A-Za-z0-9._%-]+@[A-Za-z0-9.-]+\\.[a-zA-Z]{2,}';</w:t>
+        <w:t xml:space="preserve">SELECT * from </w:t>
+      </w:r>
+      <w:proofErr w:type="gramStart"/>
+      <w:r>
+        <w:t>Patients</w:t>
+      </w:r>
+      <w:proofErr w:type="gramEnd"/>
+      <w:r>
+        <w:t xml:space="preserve"> where email not </w:t>
+      </w:r>
+      <w:proofErr w:type="spellStart"/>
+      <w:r>
+        <w:t>regexp</w:t>
+      </w:r>
+      <w:proofErr w:type="spellEnd"/>
+      <w:r>
+        <w:t xml:space="preserve"> '^[A-Za-z0-</w:t>
+      </w:r>
+      <w:proofErr w:type="gramStart"/>
+      <w:r>
+        <w:t>9._</w:t>
+      </w:r>
+      <w:proofErr w:type="gramEnd"/>
+      <w:r>
+        <w:t>%</w:t>
+      </w:r>
+      <w:proofErr w:type="gramStart"/>
+      <w:r>
+        <w:t>-]+</w:t>
+      </w:r>
+      <w:proofErr w:type="gramEnd"/>
+      <w:r>
+        <w:t>@[A-Za-z0-9.</w:t>
+      </w:r>
+      <w:proofErr w:type="gramStart"/>
+      <w:r>
+        <w:t>-]+</w:t>
+      </w:r>
+      <w:proofErr w:type="gramEnd"/>
+      <w:r>
+        <w:t>\</w:t>
+      </w:r>
+      <w:proofErr w:type="gramStart"/>
+      <w:r>
+        <w:t>\.[</w:t>
+      </w:r>
+      <w:proofErr w:type="gramEnd"/>
+      <w:r>
+        <w:t>a-</w:t>
+      </w:r>
+      <w:proofErr w:type="spellStart"/>
+      <w:r>
+        <w:t>zA</w:t>
+      </w:r>
+      <w:proofErr w:type="spellEnd"/>
+      <w:r>
+        <w:t>-</w:t>
+      </w:r>
+      <w:proofErr w:type="gramStart"/>
+      <w:r>
+        <w:t>Z]{</w:t>
+      </w:r>
+      <w:proofErr w:type="gramEnd"/>
+      <w:r>
+        <w:t>2,}';</w:t>
       </w:r>
     </w:p>
     <w:p>
@@ -436,7 +662,23 @@
       </w:pPr>
       <w:r>
         <w:lastRenderedPageBreak/>
-        <w:t>SELECT * from Patients where email NOT like '%@%.%'; # this is another method to find invalid email, % includes any character</w:t>
+        <w:t xml:space="preserve">SELECT * from </w:t>
+      </w:r>
+      <w:proofErr w:type="gramStart"/>
+      <w:r>
+        <w:t>Patients</w:t>
+      </w:r>
+      <w:proofErr w:type="gramEnd"/>
+      <w:r>
+        <w:t xml:space="preserve"> where email NOT like '%@</w:t>
+      </w:r>
+      <w:proofErr w:type="gramStart"/>
+      <w:r>
+        <w:t>%.%</w:t>
+      </w:r>
+      <w:proofErr w:type="gramEnd"/>
+      <w:r>
+        <w:t>'; # this is another method to find invalid email, % includes any character</w:t>
       </w:r>
     </w:p>
     <w:p>
@@ -461,15 +703,32 @@
           <w:b/>
           <w:bCs/>
         </w:rPr>
-        <w:t>Admissions - check for blanks in department_id</w:t>
-      </w:r>
-    </w:p>
-    <w:p>
-      <w:pPr>
-        <w:pStyle w:val="ListParagraph"/>
-      </w:pPr>
-      <w:r>
-        <w:t>SELECT * from Admissions where department_id is null;</w:t>
+        <w:t xml:space="preserve">Admissions - check for blanks in </w:t>
+      </w:r>
+      <w:proofErr w:type="spellStart"/>
+      <w:r>
+        <w:rPr>
+          <w:b/>
+          <w:bCs/>
+        </w:rPr>
+        <w:t>department_id</w:t>
+      </w:r>
+      <w:proofErr w:type="spellEnd"/>
+    </w:p>
+    <w:p>
+      <w:pPr>
+        <w:pStyle w:val="ListParagraph"/>
+      </w:pPr>
+      <w:r>
+        <w:t xml:space="preserve">SELECT * from Admissions where </w:t>
+      </w:r>
+      <w:proofErr w:type="spellStart"/>
+      <w:r>
+        <w:t>department_id</w:t>
+      </w:r>
+      <w:proofErr w:type="spellEnd"/>
+      <w:r>
+        <w:t xml:space="preserve"> is null;</w:t>
       </w:r>
     </w:p>
     <w:p>
@@ -498,15 +757,32 @@
           <w:b/>
           <w:bCs/>
         </w:rPr>
-        <w:t>Admissions - check for blanks in discharge_date</w:t>
-      </w:r>
-    </w:p>
-    <w:p>
-      <w:pPr>
-        <w:pStyle w:val="ListParagraph"/>
-      </w:pPr>
-      <w:r>
-        <w:t>SELECT * from Admissions where discharge_date is null;</w:t>
+        <w:t xml:space="preserve">Admissions - check for blanks in </w:t>
+      </w:r>
+      <w:proofErr w:type="spellStart"/>
+      <w:r>
+        <w:rPr>
+          <w:b/>
+          <w:bCs/>
+        </w:rPr>
+        <w:t>discharge_date</w:t>
+      </w:r>
+      <w:proofErr w:type="spellEnd"/>
+    </w:p>
+    <w:p>
+      <w:pPr>
+        <w:pStyle w:val="ListParagraph"/>
+      </w:pPr>
+      <w:r>
+        <w:t xml:space="preserve">SELECT * from Admissions where </w:t>
+      </w:r>
+      <w:proofErr w:type="spellStart"/>
+      <w:r>
+        <w:t>discharge_date</w:t>
+      </w:r>
+      <w:proofErr w:type="spellEnd"/>
+      <w:r>
+        <w:t xml:space="preserve"> is null;</w:t>
       </w:r>
     </w:p>
     <w:p>
@@ -535,15 +811,37 @@
           <w:b/>
           <w:bCs/>
         </w:rPr>
-        <w:t>Treatments - check for blanks in Admission_id</w:t>
-      </w:r>
-    </w:p>
-    <w:p>
-      <w:pPr>
-        <w:pStyle w:val="ListParagraph"/>
-      </w:pPr>
-      <w:r>
-        <w:t>SELECT  * FROM Treatments where Admission_id is null;</w:t>
+        <w:t xml:space="preserve">Treatments - check for blanks in </w:t>
+      </w:r>
+      <w:proofErr w:type="spellStart"/>
+      <w:r>
+        <w:rPr>
+          <w:b/>
+          <w:bCs/>
+        </w:rPr>
+        <w:t>Admission_id</w:t>
+      </w:r>
+      <w:proofErr w:type="spellEnd"/>
+    </w:p>
+    <w:p>
+      <w:pPr>
+        <w:pStyle w:val="ListParagraph"/>
+      </w:pPr>
+      <w:proofErr w:type="gramStart"/>
+      <w:r>
+        <w:t>SELECT  *</w:t>
+      </w:r>
+      <w:proofErr w:type="gramEnd"/>
+      <w:r>
+        <w:t xml:space="preserve"> FROM Treatments where </w:t>
+      </w:r>
+      <w:proofErr w:type="spellStart"/>
+      <w:r>
+        <w:t>Admission_id</w:t>
+      </w:r>
+      <w:proofErr w:type="spellEnd"/>
+      <w:r>
+        <w:t xml:space="preserve"> is null;</w:t>
       </w:r>
     </w:p>
     <w:p>
@@ -572,15 +870,37 @@
           <w:b/>
           <w:bCs/>
         </w:rPr>
-        <w:t>Insurance - check for blanks in insurance_provider</w:t>
-      </w:r>
-    </w:p>
-    <w:p>
-      <w:pPr>
-        <w:pStyle w:val="ListParagraph"/>
-      </w:pPr>
-      <w:r>
-        <w:t>SELECT  * FROM Insurance where insurance_provider is null;</w:t>
+        <w:t xml:space="preserve">Insurance - check for blanks in </w:t>
+      </w:r>
+      <w:proofErr w:type="spellStart"/>
+      <w:r>
+        <w:rPr>
+          <w:b/>
+          <w:bCs/>
+        </w:rPr>
+        <w:t>insurance_provider</w:t>
+      </w:r>
+      <w:proofErr w:type="spellEnd"/>
+    </w:p>
+    <w:p>
+      <w:pPr>
+        <w:pStyle w:val="ListParagraph"/>
+      </w:pPr>
+      <w:proofErr w:type="gramStart"/>
+      <w:r>
+        <w:t>SELECT  *</w:t>
+      </w:r>
+      <w:proofErr w:type="gramEnd"/>
+      <w:r>
+        <w:t xml:space="preserve"> FROM Insurance where </w:t>
+      </w:r>
+      <w:proofErr w:type="spellStart"/>
+      <w:r>
+        <w:t>insurance_provider</w:t>
+      </w:r>
+      <w:proofErr w:type="spellEnd"/>
+      <w:r>
+        <w:t xml:space="preserve"> is null;</w:t>
       </w:r>
     </w:p>
     <w:p>
@@ -617,7 +937,15 @@
         <w:pStyle w:val="ListParagraph"/>
       </w:pPr>
       <w:r>
-        <w:t xml:space="preserve">SELECT gender, count(*) </w:t>
+        <w:t xml:space="preserve">SELECT gender, </w:t>
+      </w:r>
+      <w:proofErr w:type="gramStart"/>
+      <w:r>
+        <w:t>count(</w:t>
+      </w:r>
+      <w:proofErr w:type="gramEnd"/>
+      <w:r>
+        <w:t xml:space="preserve">*) </w:t>
       </w:r>
     </w:p>
     <w:p>
@@ -662,15 +990,32 @@
           <w:b/>
           <w:bCs/>
         </w:rPr>
-        <w:t>Employees - blanks in department_id</w:t>
-      </w:r>
-    </w:p>
-    <w:p>
-      <w:pPr>
-        <w:pStyle w:val="ListParagraph"/>
-      </w:pPr>
-      <w:r>
-        <w:t>SELECT * FROM Employees where department_id is null;</w:t>
+        <w:t xml:space="preserve">Employees - blanks in </w:t>
+      </w:r>
+      <w:proofErr w:type="spellStart"/>
+      <w:r>
+        <w:rPr>
+          <w:b/>
+          <w:bCs/>
+        </w:rPr>
+        <w:t>department_id</w:t>
+      </w:r>
+      <w:proofErr w:type="spellEnd"/>
+    </w:p>
+    <w:p>
+      <w:pPr>
+        <w:pStyle w:val="ListParagraph"/>
+      </w:pPr>
+      <w:r>
+        <w:t xml:space="preserve">SELECT * FROM Employees where </w:t>
+      </w:r>
+      <w:proofErr w:type="spellStart"/>
+      <w:r>
+        <w:t>department_id</w:t>
+      </w:r>
+      <w:proofErr w:type="spellEnd"/>
+      <w:r>
+        <w:t xml:space="preserve"> is null;</w:t>
       </w:r>
     </w:p>
     <w:p>
@@ -699,15 +1044,32 @@
           <w:b/>
           <w:bCs/>
         </w:rPr>
-        <w:t>Billing - blanks in admission_id</w:t>
-      </w:r>
-    </w:p>
-    <w:p>
-      <w:pPr>
-        <w:pStyle w:val="ListParagraph"/>
-      </w:pPr>
-      <w:r>
-        <w:t>SELECT * FROM Billing where admission_id is null;</w:t>
+        <w:t xml:space="preserve">Billing - blanks in </w:t>
+      </w:r>
+      <w:proofErr w:type="spellStart"/>
+      <w:r>
+        <w:rPr>
+          <w:b/>
+          <w:bCs/>
+        </w:rPr>
+        <w:t>admission_id</w:t>
+      </w:r>
+      <w:proofErr w:type="spellEnd"/>
+    </w:p>
+    <w:p>
+      <w:pPr>
+        <w:pStyle w:val="ListParagraph"/>
+      </w:pPr>
+      <w:r>
+        <w:t xml:space="preserve">SELECT * FROM Billing where </w:t>
+      </w:r>
+      <w:proofErr w:type="spellStart"/>
+      <w:r>
+        <w:t>admission_id</w:t>
+      </w:r>
+      <w:proofErr w:type="spellEnd"/>
+      <w:r>
+        <w:t xml:space="preserve"> is null;</w:t>
       </w:r>
     </w:p>
     <w:p>
@@ -736,15 +1098,32 @@
           <w:b/>
           <w:bCs/>
         </w:rPr>
-        <w:t>Employees - blanks in appointment_id</w:t>
-      </w:r>
-    </w:p>
-    <w:p>
-      <w:pPr>
-        <w:pStyle w:val="ListParagraph"/>
-      </w:pPr>
-      <w:r>
-        <w:t>SELECT * FROM Billing where appointment_id is null;</w:t>
+        <w:t xml:space="preserve">Employees - blanks in </w:t>
+      </w:r>
+      <w:proofErr w:type="spellStart"/>
+      <w:r>
+        <w:rPr>
+          <w:b/>
+          <w:bCs/>
+        </w:rPr>
+        <w:t>appointment_id</w:t>
+      </w:r>
+      <w:proofErr w:type="spellEnd"/>
+    </w:p>
+    <w:p>
+      <w:pPr>
+        <w:pStyle w:val="ListParagraph"/>
+      </w:pPr>
+      <w:r>
+        <w:t xml:space="preserve">SELECT * FROM Billing where </w:t>
+      </w:r>
+      <w:proofErr w:type="spellStart"/>
+      <w:r>
+        <w:t>appointment_id</w:t>
+      </w:r>
+      <w:proofErr w:type="spellEnd"/>
+      <w:r>
+        <w:t xml:space="preserve"> is null;</w:t>
       </w:r>
     </w:p>
     <w:p>
@@ -820,7 +1199,23 @@
         <w:pStyle w:val="ListParagraph"/>
       </w:pPr>
       <w:r>
-        <w:t>WHEN LOWER(TRIM(gender)) IN ('male','m')</w:t>
+        <w:t>WHEN LOWER(</w:t>
+      </w:r>
+      <w:proofErr w:type="gramStart"/>
+      <w:r>
+        <w:t>TRIM(</w:t>
+      </w:r>
+      <w:proofErr w:type="gramEnd"/>
+      <w:r>
+        <w:t>gender)) IN ('</w:t>
+      </w:r>
+      <w:proofErr w:type="spellStart"/>
+      <w:r>
+        <w:t>male','m</w:t>
+      </w:r>
+      <w:proofErr w:type="spellEnd"/>
+      <w:r>
+        <w:t>')</w:t>
       </w:r>
     </w:p>
     <w:p>
@@ -837,7 +1232,23 @@
       </w:pPr>
       <w:r>
         <w:lastRenderedPageBreak/>
-        <w:t>WHEN LOWER(TRIM(gender)) IN ('female','f')</w:t>
+        <w:t>WHEN LOWER(</w:t>
+      </w:r>
+      <w:proofErr w:type="gramStart"/>
+      <w:r>
+        <w:t>TRIM(</w:t>
+      </w:r>
+      <w:proofErr w:type="gramEnd"/>
+      <w:r>
+        <w:t>gender)) IN ('</w:t>
+      </w:r>
+      <w:proofErr w:type="spellStart"/>
+      <w:r>
+        <w:t>female','f</w:t>
+      </w:r>
+      <w:proofErr w:type="spellEnd"/>
+      <w:r>
+        <w:t>')</w:t>
       </w:r>
     </w:p>
     <w:p>
@@ -926,23 +1337,76 @@
         <w:pStyle w:val="ListParagraph"/>
       </w:pPr>
       <w:r>
-        <w:t xml:space="preserve">THEN REPLACE(email,'gmail.com','@gmail.com') </w:t>
-      </w:r>
-    </w:p>
-    <w:p>
-      <w:pPr>
-        <w:pStyle w:val="ListParagraph"/>
-      </w:pPr>
-      <w:r>
-        <w:t>WHEN email LIKE '%@gmail'</w:t>
-      </w:r>
-    </w:p>
-    <w:p>
-      <w:pPr>
-        <w:pStyle w:val="ListParagraph"/>
-      </w:pPr>
-      <w:r>
-        <w:t>THEN REPLACE(email,'@gmail','@gmail.com') # THEN CONCAT(email,'.com')</w:t>
+        <w:t xml:space="preserve">THEN </w:t>
+      </w:r>
+      <w:proofErr w:type="gramStart"/>
+      <w:r>
+        <w:t>REPLACE(</w:t>
+      </w:r>
+      <w:proofErr w:type="gramEnd"/>
+      <w:r>
+        <w:t>email,'gmail.com</w:t>
+      </w:r>
+      <w:proofErr w:type="gramStart"/>
+      <w:r>
+        <w:t>','@gmail.com</w:t>
+      </w:r>
+      <w:proofErr w:type="gramEnd"/>
+      <w:r>
+        <w:t xml:space="preserve">') </w:t>
+      </w:r>
+    </w:p>
+    <w:p>
+      <w:pPr>
+        <w:pStyle w:val="ListParagraph"/>
+      </w:pPr>
+      <w:r>
+        <w:t>WHEN email LIKE '%@</w:t>
+      </w:r>
+      <w:proofErr w:type="spellStart"/>
+      <w:r>
+        <w:t>gmail</w:t>
+      </w:r>
+      <w:proofErr w:type="spellEnd"/>
+      <w:r>
+        <w:t>'</w:t>
+      </w:r>
+    </w:p>
+    <w:p>
+      <w:pPr>
+        <w:pStyle w:val="ListParagraph"/>
+      </w:pPr>
+      <w:r>
+        <w:t xml:space="preserve">THEN </w:t>
+      </w:r>
+      <w:proofErr w:type="gramStart"/>
+      <w:r>
+        <w:t>REPLACE(</w:t>
+      </w:r>
+      <w:proofErr w:type="gramEnd"/>
+      <w:r>
+        <w:t>email,'@</w:t>
+      </w:r>
+      <w:proofErr w:type="spellStart"/>
+      <w:r>
+        <w:t>gmail</w:t>
+      </w:r>
+      <w:proofErr w:type="spellEnd"/>
+      <w:proofErr w:type="gramStart"/>
+      <w:r>
+        <w:t>','@gmail.com</w:t>
+      </w:r>
+      <w:proofErr w:type="gramEnd"/>
+      <w:r>
+        <w:t xml:space="preserve">') # THEN </w:t>
+      </w:r>
+      <w:proofErr w:type="gramStart"/>
+      <w:r>
+        <w:t>CONCAT(</w:t>
+      </w:r>
+      <w:proofErr w:type="gramEnd"/>
+      <w:r>
+        <w:t>email,'.com')</w:t>
       </w:r>
     </w:p>
     <w:p>
@@ -958,7 +1422,23 @@
         <w:pStyle w:val="ListParagraph"/>
       </w:pPr>
       <w:r>
-        <w:t>THEN REPLACE(email,'@@gmail.com','@gmail.com')</w:t>
+        <w:t xml:space="preserve">THEN </w:t>
+      </w:r>
+      <w:proofErr w:type="gramStart"/>
+      <w:r>
+        <w:t>REPLACE(</w:t>
+      </w:r>
+      <w:proofErr w:type="gramEnd"/>
+      <w:r>
+        <w:t>email,'@@gmail.com</w:t>
+      </w:r>
+      <w:proofErr w:type="gramStart"/>
+      <w:r>
+        <w:t>','@gmail.com</w:t>
+      </w:r>
+      <w:proofErr w:type="gramEnd"/>
+      <w:r>
+        <w:t>')</w:t>
       </w:r>
     </w:p>
     <w:p>
@@ -982,7 +1462,23 @@
         <w:pStyle w:val="ListParagraph"/>
       </w:pPr>
       <w:r>
-        <w:t>WHERE email not like '%@%.%' or</w:t>
+        <w:t xml:space="preserve">WHERE email </w:t>
+      </w:r>
+      <w:proofErr w:type="gramStart"/>
+      <w:r>
+        <w:t>not like</w:t>
+      </w:r>
+      <w:proofErr w:type="gramEnd"/>
+      <w:r>
+        <w:t xml:space="preserve"> '%@</w:t>
+      </w:r>
+      <w:proofErr w:type="gramStart"/>
+      <w:r>
+        <w:t>%.%</w:t>
+      </w:r>
+      <w:proofErr w:type="gramEnd"/>
+      <w:r>
+        <w:t>' or</w:t>
       </w:r>
     </w:p>
     <w:p>
@@ -991,7 +1487,15 @@
       </w:pPr>
       <w:r>
         <w:tab/>
-        <w:t>email like '%@@%.%';</w:t>
+        <w:t>email like '%@@</w:t>
+      </w:r>
+      <w:proofErr w:type="gramStart"/>
+      <w:r>
+        <w:t>%.%</w:t>
+      </w:r>
+      <w:proofErr w:type="gramEnd"/>
+      <w:r>
+        <w:t>';</w:t>
       </w:r>
     </w:p>
     <w:p>
@@ -1016,7 +1520,23 @@
           <w:b/>
           <w:bCs/>
         </w:rPr>
-        <w:t>Patients - Trim the first_name column</w:t>
+        <w:t xml:space="preserve">Patients - Trim the </w:t>
+      </w:r>
+      <w:proofErr w:type="spellStart"/>
+      <w:r>
+        <w:rPr>
+          <w:b/>
+          <w:bCs/>
+        </w:rPr>
+        <w:t>first_name</w:t>
+      </w:r>
+      <w:proofErr w:type="spellEnd"/>
+      <w:r>
+        <w:rPr>
+          <w:b/>
+          <w:bCs/>
+        </w:rPr>
+        <w:t xml:space="preserve"> column</w:t>
       </w:r>
     </w:p>
     <w:p>
@@ -1032,15 +1552,60 @@
         <w:pStyle w:val="ListParagraph"/>
       </w:pPr>
       <w:r>
-        <w:t>SET first_name=ltrim(first_name)</w:t>
-      </w:r>
-    </w:p>
-    <w:p>
-      <w:pPr>
-        <w:pStyle w:val="ListParagraph"/>
-      </w:pPr>
-      <w:r>
-        <w:t>WHERE first_name &lt;&gt; LTRIM(first_name);</w:t>
+        <w:t xml:space="preserve">SET </w:t>
+      </w:r>
+      <w:proofErr w:type="spellStart"/>
+      <w:r>
+        <w:t>first_name</w:t>
+      </w:r>
+      <w:proofErr w:type="spellEnd"/>
+      <w:r>
+        <w:t>=</w:t>
+      </w:r>
+      <w:proofErr w:type="spellStart"/>
+      <w:r>
+        <w:t>ltrim</w:t>
+      </w:r>
+      <w:proofErr w:type="spellEnd"/>
+      <w:r>
+        <w:t>(</w:t>
+      </w:r>
+      <w:proofErr w:type="spellStart"/>
+      <w:r>
+        <w:t>first_name</w:t>
+      </w:r>
+      <w:proofErr w:type="spellEnd"/>
+      <w:r>
+        <w:t>)</w:t>
+      </w:r>
+    </w:p>
+    <w:p>
+      <w:pPr>
+        <w:pStyle w:val="ListParagraph"/>
+      </w:pPr>
+      <w:r>
+        <w:t xml:space="preserve">WHERE </w:t>
+      </w:r>
+      <w:proofErr w:type="spellStart"/>
+      <w:r>
+        <w:t>first_name</w:t>
+      </w:r>
+      <w:proofErr w:type="spellEnd"/>
+      <w:r>
+        <w:t xml:space="preserve"> &lt;&gt; </w:t>
+      </w:r>
+      <w:proofErr w:type="gramStart"/>
+      <w:r>
+        <w:t>LTRIM(</w:t>
+      </w:r>
+      <w:proofErr w:type="spellStart"/>
+      <w:proofErr w:type="gramEnd"/>
+      <w:r>
+        <w:t>first_name</w:t>
+      </w:r>
+      <w:proofErr w:type="spellEnd"/>
+      <w:r>
+        <w:t>);</w:t>
       </w:r>
     </w:p>
     <w:p>
@@ -1097,7 +1662,15 @@
         <w:pStyle w:val="ListParagraph"/>
       </w:pPr>
       <w:r>
-        <w:t>WHEN lower(trim(gender)) in ('m','male')</w:t>
+        <w:t>WHEN lower(trim(gender)) in ('</w:t>
+      </w:r>
+      <w:proofErr w:type="spellStart"/>
+      <w:r>
+        <w:t>m','male</w:t>
+      </w:r>
+      <w:proofErr w:type="spellEnd"/>
+      <w:r>
+        <w:t>')</w:t>
       </w:r>
     </w:p>
     <w:p>
@@ -1113,7 +1686,15 @@
         <w:pStyle w:val="ListParagraph"/>
       </w:pPr>
       <w:r>
-        <w:t>WHEN lower(trim(gender)) in ('f','female')</w:t>
+        <w:t>WHEN lower(trim(gender)) in ('</w:t>
+      </w:r>
+      <w:proofErr w:type="spellStart"/>
+      <w:r>
+        <w:t>f','female</w:t>
+      </w:r>
+      <w:proofErr w:type="spellEnd"/>
+      <w:r>
+        <w:t>')</w:t>
       </w:r>
     </w:p>
     <w:p>
@@ -1194,7 +1775,15 @@
         <w:pStyle w:val="ListParagraph"/>
       </w:pPr>
       <w:r>
-        <w:t>WHEN email LIKE '%gmail.com' AND email not like '%@%'</w:t>
+        <w:t xml:space="preserve">WHEN email LIKE '%gmail.com' AND email </w:t>
+      </w:r>
+      <w:proofErr w:type="gramStart"/>
+      <w:r>
+        <w:t>not like</w:t>
+      </w:r>
+      <w:proofErr w:type="gramEnd"/>
+      <w:r>
+        <w:t xml:space="preserve"> '%@%'</w:t>
       </w:r>
     </w:p>
     <w:p>
@@ -1203,23 +1792,55 @@
       </w:pPr>
       <w:r>
         <w:lastRenderedPageBreak/>
-        <w:t>THEN REPLACE(email,'gmail.com','@gmail.com')</w:t>
-      </w:r>
-    </w:p>
-    <w:p>
-      <w:pPr>
-        <w:pStyle w:val="ListParagraph"/>
-      </w:pPr>
-      <w:r>
-        <w:t>WHEN email like '%gmail'</w:t>
-      </w:r>
-    </w:p>
-    <w:p>
-      <w:pPr>
-        <w:pStyle w:val="ListParagraph"/>
-      </w:pPr>
-      <w:r>
-        <w:t>then concat(email,'.com')</w:t>
+        <w:t xml:space="preserve">THEN </w:t>
+      </w:r>
+      <w:proofErr w:type="gramStart"/>
+      <w:r>
+        <w:t>REPLACE(</w:t>
+      </w:r>
+      <w:proofErr w:type="gramEnd"/>
+      <w:r>
+        <w:t>email,'gmail.com</w:t>
+      </w:r>
+      <w:proofErr w:type="gramStart"/>
+      <w:r>
+        <w:t>','@gmail.com</w:t>
+      </w:r>
+      <w:proofErr w:type="gramEnd"/>
+      <w:r>
+        <w:t>')</w:t>
+      </w:r>
+    </w:p>
+    <w:p>
+      <w:pPr>
+        <w:pStyle w:val="ListParagraph"/>
+      </w:pPr>
+      <w:r>
+        <w:t>WHEN email like '%</w:t>
+      </w:r>
+      <w:proofErr w:type="spellStart"/>
+      <w:r>
+        <w:t>gmail</w:t>
+      </w:r>
+      <w:proofErr w:type="spellEnd"/>
+      <w:r>
+        <w:t>'</w:t>
+      </w:r>
+    </w:p>
+    <w:p>
+      <w:pPr>
+        <w:pStyle w:val="ListParagraph"/>
+      </w:pPr>
+      <w:r>
+        <w:t xml:space="preserve">then </w:t>
+      </w:r>
+      <w:proofErr w:type="spellStart"/>
+      <w:r>
+        <w:t>concat</w:t>
+      </w:r>
+      <w:proofErr w:type="spellEnd"/>
+      <w:r>
+        <w:t>(email,'.com')</w:t>
       </w:r>
     </w:p>
     <w:p>
@@ -1243,7 +1864,23 @@
         <w:pStyle w:val="ListParagraph"/>
       </w:pPr>
       <w:r>
-        <w:t>where email not like '%@%.%';</w:t>
+        <w:t xml:space="preserve">where email </w:t>
+      </w:r>
+      <w:proofErr w:type="gramStart"/>
+      <w:r>
+        <w:t>not like</w:t>
+      </w:r>
+      <w:proofErr w:type="gramEnd"/>
+      <w:r>
+        <w:t xml:space="preserve"> '%@</w:t>
+      </w:r>
+      <w:proofErr w:type="gramStart"/>
+      <w:r>
+        <w:t>%.%</w:t>
+      </w:r>
+      <w:proofErr w:type="gramEnd"/>
+      <w:r>
+        <w:t>';</w:t>
       </w:r>
     </w:p>
     <w:p>
@@ -1300,7 +1937,15 @@
         <w:pStyle w:val="ListParagraph"/>
       </w:pPr>
       <w:r>
-        <w:t>when lower(trim(gender)) in ('male','m')</w:t>
+        <w:t>when lower(trim(gender)) in ('</w:t>
+      </w:r>
+      <w:proofErr w:type="spellStart"/>
+      <w:r>
+        <w:t>male','m</w:t>
+      </w:r>
+      <w:proofErr w:type="spellEnd"/>
+      <w:r>
+        <w:t>')</w:t>
       </w:r>
     </w:p>
     <w:p>
@@ -1316,7 +1961,15 @@
         <w:pStyle w:val="ListParagraph"/>
       </w:pPr>
       <w:r>
-        <w:t>when lower(trim(gender)) in ('female','f')</w:t>
+        <w:t>when lower(trim(gender)) in ('</w:t>
+      </w:r>
+      <w:proofErr w:type="spellStart"/>
+      <w:r>
+        <w:t>female','f</w:t>
+      </w:r>
+      <w:proofErr w:type="spellEnd"/>
+      <w:r>
+        <w:t>')</w:t>
       </w:r>
     </w:p>
     <w:p>
@@ -1384,7 +2037,15 @@
         <w:pStyle w:val="ListParagraph"/>
       </w:pPr>
       <w:r>
-        <w:t xml:space="preserve">SELECT DISTINCT hospital_name </w:t>
+        <w:t xml:space="preserve">SELECT DISTINCT </w:t>
+      </w:r>
+      <w:proofErr w:type="spellStart"/>
+      <w:r>
+        <w:t>hospital_name</w:t>
+      </w:r>
+      <w:proofErr w:type="spellEnd"/>
+      <w:r>
+        <w:t xml:space="preserve"> </w:t>
       </w:r>
     </w:p>
     <w:p>
@@ -1469,7 +2130,15 @@
         <w:pStyle w:val="ListParagraph"/>
       </w:pPr>
       <w:r>
-        <w:t xml:space="preserve">SELECT COUNT(*) AS Experience_more_than_10_years </w:t>
+        <w:t xml:space="preserve">SELECT </w:t>
+      </w:r>
+      <w:proofErr w:type="gramStart"/>
+      <w:r>
+        <w:t>COUNT(</w:t>
+      </w:r>
+      <w:proofErr w:type="gramEnd"/>
+      <w:r>
+        <w:t xml:space="preserve">*) AS Experience_more_than_10_years </w:t>
       </w:r>
     </w:p>
     <w:p>
@@ -1485,7 +2154,15 @@
         <w:pStyle w:val="ListParagraph"/>
       </w:pPr>
       <w:r>
-        <w:t>WHERE experience_years &gt; 10;</w:t>
+        <w:t xml:space="preserve">WHERE </w:t>
+      </w:r>
+      <w:proofErr w:type="spellStart"/>
+      <w:r>
+        <w:t>experience_years</w:t>
+      </w:r>
+      <w:proofErr w:type="spellEnd"/>
+      <w:r>
+        <w:t xml:space="preserve"> &gt; 10;</w:t>
       </w:r>
     </w:p>
     <w:p>
@@ -1562,7 +2239,20 @@
         <w:pStyle w:val="ListParagraph"/>
       </w:pPr>
       <w:r>
-        <w:t xml:space="preserve">SELECT MIN(consultation_fee) </w:t>
+        <w:t xml:space="preserve">SELECT </w:t>
+      </w:r>
+      <w:proofErr w:type="gramStart"/>
+      <w:r>
+        <w:t>MIN(</w:t>
+      </w:r>
+      <w:proofErr w:type="spellStart"/>
+      <w:proofErr w:type="gramEnd"/>
+      <w:r>
+        <w:t>consultation_fee</w:t>
+      </w:r>
+      <w:proofErr w:type="spellEnd"/>
+      <w:r>
+        <w:t xml:space="preserve">) </w:t>
       </w:r>
     </w:p>
     <w:p>
@@ -1658,7 +2348,20 @@
         <w:pStyle w:val="ListParagraph"/>
       </w:pPr>
       <w:r>
-        <w:t xml:space="preserve">SELECT MAX(bed_capacity) </w:t>
+        <w:t xml:space="preserve">SELECT </w:t>
+      </w:r>
+      <w:proofErr w:type="gramStart"/>
+      <w:r>
+        <w:t>MAX(</w:t>
+      </w:r>
+      <w:proofErr w:type="spellStart"/>
+      <w:proofErr w:type="gramEnd"/>
+      <w:r>
+        <w:t>bed_capacity</w:t>
+      </w:r>
+      <w:proofErr w:type="spellEnd"/>
+      <w:r>
+        <w:t xml:space="preserve">) </w:t>
       </w:r>
     </w:p>
     <w:p>
@@ -1743,7 +2446,15 @@
         <w:pStyle w:val="ListParagraph"/>
       </w:pPr>
       <w:r>
-        <w:t xml:space="preserve">SELECT COUNT(*), specialization </w:t>
+        <w:t xml:space="preserve">SELECT </w:t>
+      </w:r>
+      <w:proofErr w:type="gramStart"/>
+      <w:r>
+        <w:t>COUNT(</w:t>
+      </w:r>
+      <w:proofErr w:type="gramEnd"/>
+      <w:r>
+        <w:t xml:space="preserve">*), specialization </w:t>
       </w:r>
     </w:p>
     <w:p>
@@ -1836,7 +2547,36 @@
         <w:pStyle w:val="ListParagraph"/>
       </w:pPr>
       <w:r>
-        <w:t xml:space="preserve">SELECT SUM(bed_capacity) AS B_cp, hospital_name  </w:t>
+        <w:t xml:space="preserve">SELECT </w:t>
+      </w:r>
+      <w:proofErr w:type="gramStart"/>
+      <w:r>
+        <w:t>SUM(</w:t>
+      </w:r>
+      <w:proofErr w:type="spellStart"/>
+      <w:proofErr w:type="gramEnd"/>
+      <w:r>
+        <w:t>bed_capacity</w:t>
+      </w:r>
+      <w:proofErr w:type="spellEnd"/>
+      <w:r>
+        <w:t xml:space="preserve">) AS </w:t>
+      </w:r>
+      <w:proofErr w:type="spellStart"/>
+      <w:r>
+        <w:t>B_cp</w:t>
+      </w:r>
+      <w:proofErr w:type="spellEnd"/>
+      <w:r>
+        <w:t xml:space="preserve">, </w:t>
+      </w:r>
+      <w:proofErr w:type="spellStart"/>
+      <w:r>
+        <w:t>hospital_name</w:t>
+      </w:r>
+      <w:proofErr w:type="spellEnd"/>
+      <w:r>
+        <w:t xml:space="preserve">  </w:t>
       </w:r>
     </w:p>
     <w:p>
@@ -1852,15 +2592,28 @@
         <w:pStyle w:val="ListParagraph"/>
       </w:pPr>
       <w:r>
-        <w:t>GROUP BY hospital_name</w:t>
-      </w:r>
-    </w:p>
-    <w:p>
-      <w:pPr>
-        <w:pStyle w:val="ListParagraph"/>
-      </w:pPr>
-      <w:r>
-        <w:t>HAVING B_cp &gt; 300;</w:t>
+        <w:t xml:space="preserve">GROUP BY </w:t>
+      </w:r>
+      <w:proofErr w:type="spellStart"/>
+      <w:r>
+        <w:t>hospital_name</w:t>
+      </w:r>
+      <w:proofErr w:type="spellEnd"/>
+    </w:p>
+    <w:p>
+      <w:pPr>
+        <w:pStyle w:val="ListParagraph"/>
+      </w:pPr>
+      <w:r>
+        <w:t xml:space="preserve">HAVING </w:t>
+      </w:r>
+      <w:proofErr w:type="spellStart"/>
+      <w:r>
+        <w:t>B_cp</w:t>
+      </w:r>
+      <w:proofErr w:type="spellEnd"/>
+      <w:r>
+        <w:t xml:space="preserve"> &gt; 300;</w:t>
       </w:r>
     </w:p>
     <w:p>
@@ -1937,7 +2690,28 @@
         <w:pStyle w:val="ListParagraph"/>
       </w:pPr>
       <w:r>
-        <w:t xml:space="preserve">SELECT specialization, COUNT(doctor_id) AS d_id </w:t>
+        <w:t xml:space="preserve">SELECT specialization, </w:t>
+      </w:r>
+      <w:proofErr w:type="gramStart"/>
+      <w:r>
+        <w:t>COUNT(</w:t>
+      </w:r>
+      <w:proofErr w:type="spellStart"/>
+      <w:proofErr w:type="gramEnd"/>
+      <w:r>
+        <w:t>doctor_id</w:t>
+      </w:r>
+      <w:proofErr w:type="spellEnd"/>
+      <w:r>
+        <w:t xml:space="preserve">) AS </w:t>
+      </w:r>
+      <w:proofErr w:type="spellStart"/>
+      <w:r>
+        <w:t>d_id</w:t>
+      </w:r>
+      <w:proofErr w:type="spellEnd"/>
+      <w:r>
+        <w:t xml:space="preserve"> </w:t>
       </w:r>
     </w:p>
     <w:p>
@@ -1962,7 +2736,15 @@
       </w:pPr>
       <w:r>
         <w:lastRenderedPageBreak/>
-        <w:t>HAVING d_id &gt; 20;</w:t>
+        <w:t xml:space="preserve">HAVING </w:t>
+      </w:r>
+      <w:proofErr w:type="spellStart"/>
+      <w:r>
+        <w:t>d_id</w:t>
+      </w:r>
+      <w:proofErr w:type="spellEnd"/>
+      <w:r>
+        <w:t xml:space="preserve"> &gt; 20;</w:t>
       </w:r>
     </w:p>
     <w:p>
@@ -2049,7 +2831,20 @@
         <w:pStyle w:val="ListParagraph"/>
       </w:pPr>
       <w:r>
-        <w:t xml:space="preserve">SELECT specialization, COUNT(doctor_id) AS top_5 </w:t>
+        <w:t xml:space="preserve">SELECT specialization, </w:t>
+      </w:r>
+      <w:proofErr w:type="gramStart"/>
+      <w:r>
+        <w:t>COUNT(</w:t>
+      </w:r>
+      <w:proofErr w:type="spellStart"/>
+      <w:proofErr w:type="gramEnd"/>
+      <w:r>
+        <w:t>doctor_id</w:t>
+      </w:r>
+      <w:proofErr w:type="spellEnd"/>
+      <w:r>
+        <w:t xml:space="preserve">) AS top_5 </w:t>
       </w:r>
     </w:p>
     <w:p>
@@ -2158,8 +2953,21 @@
         <w:pStyle w:val="ListParagraph"/>
       </w:pPr>
       <w:r>
-        <w:t>SELECT Departments.department_name, Hospitals.hospital_name</w:t>
-      </w:r>
+        <w:t xml:space="preserve">SELECT </w:t>
+      </w:r>
+      <w:proofErr w:type="spellStart"/>
+      <w:r>
+        <w:t>Departments.department_name</w:t>
+      </w:r>
+      <w:proofErr w:type="spellEnd"/>
+      <w:r>
+        <w:t xml:space="preserve">, </w:t>
+      </w:r>
+      <w:proofErr w:type="spellStart"/>
+      <w:r>
+        <w:t>Hospitals.hospital_name</w:t>
+      </w:r>
+      <w:proofErr w:type="spellEnd"/>
     </w:p>
     <w:p>
       <w:pPr>
@@ -2182,7 +2990,23 @@
         <w:pStyle w:val="ListParagraph"/>
       </w:pPr>
       <w:r>
-        <w:t>ON Departments.hospital_id = Hospitals.hospital_id;</w:t>
+        <w:t xml:space="preserve">ON </w:t>
+      </w:r>
+      <w:proofErr w:type="spellStart"/>
+      <w:r>
+        <w:t>Departments.hospital_id</w:t>
+      </w:r>
+      <w:proofErr w:type="spellEnd"/>
+      <w:r>
+        <w:t xml:space="preserve"> = </w:t>
+      </w:r>
+      <w:proofErr w:type="spellStart"/>
+      <w:r>
+        <w:t>Hospitals.hospital_id</w:t>
+      </w:r>
+      <w:proofErr w:type="spellEnd"/>
+      <w:r>
+        <w:t>;</w:t>
       </w:r>
     </w:p>
     <w:p>
@@ -2266,8 +3090,34 @@
         <w:pStyle w:val="ListParagraph"/>
       </w:pPr>
       <w:r>
-        <w:t>SELECT COUNT(Doctors.doctor_id), Hospitals.hospital_id, Hospitals.hospital_name</w:t>
-      </w:r>
+        <w:t xml:space="preserve">SELECT </w:t>
+      </w:r>
+      <w:proofErr w:type="gramStart"/>
+      <w:r>
+        <w:t>COUNT(</w:t>
+      </w:r>
+      <w:proofErr w:type="spellStart"/>
+      <w:proofErr w:type="gramEnd"/>
+      <w:r>
+        <w:t>Doctors.doctor_id</w:t>
+      </w:r>
+      <w:proofErr w:type="spellEnd"/>
+      <w:r>
+        <w:t xml:space="preserve">), </w:t>
+      </w:r>
+      <w:proofErr w:type="spellStart"/>
+      <w:r>
+        <w:t>Hospitals.hospital_id</w:t>
+      </w:r>
+      <w:proofErr w:type="spellEnd"/>
+      <w:r>
+        <w:t xml:space="preserve">, </w:t>
+      </w:r>
+      <w:proofErr w:type="spellStart"/>
+      <w:r>
+        <w:t>Hospitals.hospital_name</w:t>
+      </w:r>
+      <w:proofErr w:type="spellEnd"/>
     </w:p>
     <w:p>
       <w:pPr>
@@ -2291,15 +3141,39 @@
         <w:pStyle w:val="ListParagraph"/>
       </w:pPr>
       <w:r>
-        <w:t xml:space="preserve">ON Doctors.hospital_id = Hospitals.hospital_id </w:t>
-      </w:r>
-    </w:p>
-    <w:p>
-      <w:pPr>
-        <w:pStyle w:val="ListParagraph"/>
-      </w:pPr>
-      <w:r>
-        <w:t>GROUP BY Doctors.hospital_id;</w:t>
+        <w:t xml:space="preserve">ON </w:t>
+      </w:r>
+      <w:proofErr w:type="spellStart"/>
+      <w:r>
+        <w:t>Doctors.hospital_id</w:t>
+      </w:r>
+      <w:proofErr w:type="spellEnd"/>
+      <w:r>
+        <w:t xml:space="preserve"> = </w:t>
+      </w:r>
+      <w:proofErr w:type="spellStart"/>
+      <w:r>
+        <w:t>Hospitals.hospital_id</w:t>
+      </w:r>
+      <w:proofErr w:type="spellEnd"/>
+      <w:r>
+        <w:t xml:space="preserve"> </w:t>
+      </w:r>
+    </w:p>
+    <w:p>
+      <w:pPr>
+        <w:pStyle w:val="ListParagraph"/>
+      </w:pPr>
+      <w:r>
+        <w:t xml:space="preserve">GROUP BY </w:t>
+      </w:r>
+      <w:proofErr w:type="spellStart"/>
+      <w:r>
+        <w:t>Doctors.hospital_id</w:t>
+      </w:r>
+      <w:proofErr w:type="spellEnd"/>
+      <w:r>
+        <w:t>;</w:t>
       </w:r>
     </w:p>
     <w:p>
@@ -2383,7 +3257,23 @@
         <w:pStyle w:val="ListParagraph"/>
       </w:pPr>
       <w:r>
-        <w:t xml:space="preserve">SELECT Hospitals.hospital_name, Departments.department_name </w:t>
+        <w:t xml:space="preserve">SELECT </w:t>
+      </w:r>
+      <w:proofErr w:type="spellStart"/>
+      <w:r>
+        <w:t>Hospitals.hospital_name</w:t>
+      </w:r>
+      <w:proofErr w:type="spellEnd"/>
+      <w:r>
+        <w:t xml:space="preserve">, </w:t>
+      </w:r>
+      <w:proofErr w:type="spellStart"/>
+      <w:r>
+        <w:t>Departments.department_name</w:t>
+      </w:r>
+      <w:proofErr w:type="spellEnd"/>
+      <w:r>
+        <w:t xml:space="preserve"> </w:t>
       </w:r>
     </w:p>
     <w:p>
@@ -2407,7 +3297,23 @@
         <w:pStyle w:val="ListParagraph"/>
       </w:pPr>
       <w:r>
-        <w:t>ON Hospitals.hospital_id = Departments.hospital_id;</w:t>
+        <w:t xml:space="preserve">ON </w:t>
+      </w:r>
+      <w:proofErr w:type="spellStart"/>
+      <w:r>
+        <w:t>Hospitals.hospital_id</w:t>
+      </w:r>
+      <w:proofErr w:type="spellEnd"/>
+      <w:r>
+        <w:t xml:space="preserve"> = </w:t>
+      </w:r>
+      <w:proofErr w:type="spellStart"/>
+      <w:r>
+        <w:t>Departments.hospital_id</w:t>
+      </w:r>
+      <w:proofErr w:type="spellEnd"/>
+      <w:r>
+        <w:t>;</w:t>
       </w:r>
     </w:p>
     <w:p>
@@ -2491,7 +3397,28 @@
         <w:pStyle w:val="ListParagraph"/>
       </w:pPr>
       <w:r>
-        <w:t>SELECT Hospitals.hospital_name, COUNT(Doctors.doctor_id)</w:t>
+        <w:t xml:space="preserve">SELECT </w:t>
+      </w:r>
+      <w:proofErr w:type="spellStart"/>
+      <w:r>
+        <w:t>Hospitals.hospital_name</w:t>
+      </w:r>
+      <w:proofErr w:type="spellEnd"/>
+      <w:r>
+        <w:t xml:space="preserve">, </w:t>
+      </w:r>
+      <w:proofErr w:type="gramStart"/>
+      <w:r>
+        <w:t>COUNT(</w:t>
+      </w:r>
+      <w:proofErr w:type="spellStart"/>
+      <w:proofErr w:type="gramEnd"/>
+      <w:r>
+        <w:t>Doctors.doctor_id</w:t>
+      </w:r>
+      <w:proofErr w:type="spellEnd"/>
+      <w:r>
+        <w:t>)</w:t>
       </w:r>
     </w:p>
     <w:p>
@@ -2515,15 +3442,36 @@
         <w:pStyle w:val="ListParagraph"/>
       </w:pPr>
       <w:r>
-        <w:t>ON Hospitals.hospital_id = Doctors.hospital_id</w:t>
-      </w:r>
-    </w:p>
-    <w:p>
-      <w:pPr>
-        <w:pStyle w:val="ListParagraph"/>
-      </w:pPr>
-      <w:r>
-        <w:t>GROUP BY Hospitals.hospital_id;</w:t>
+        <w:t xml:space="preserve">ON </w:t>
+      </w:r>
+      <w:proofErr w:type="spellStart"/>
+      <w:r>
+        <w:t>Hospitals.hospital_id</w:t>
+      </w:r>
+      <w:proofErr w:type="spellEnd"/>
+      <w:r>
+        <w:t xml:space="preserve"> = </w:t>
+      </w:r>
+      <w:proofErr w:type="spellStart"/>
+      <w:r>
+        <w:t>Doctors.hospital_id</w:t>
+      </w:r>
+      <w:proofErr w:type="spellEnd"/>
+    </w:p>
+    <w:p>
+      <w:pPr>
+        <w:pStyle w:val="ListParagraph"/>
+      </w:pPr>
+      <w:r>
+        <w:t xml:space="preserve">GROUP BY </w:t>
+      </w:r>
+      <w:proofErr w:type="spellStart"/>
+      <w:r>
+        <w:t>Hospitals.hospital_id</w:t>
+      </w:r>
+      <w:proofErr w:type="spellEnd"/>
+      <w:r>
+        <w:t>;</w:t>
       </w:r>
     </w:p>
     <w:p>
@@ -2617,7 +3565,28 @@
         <w:pStyle w:val="ListParagraph"/>
       </w:pPr>
       <w:r>
-        <w:t>SELECT Hospitals.hospital_name, COUNT(Doctors.doctor_id)</w:t>
+        <w:t xml:space="preserve">SELECT </w:t>
+      </w:r>
+      <w:proofErr w:type="spellStart"/>
+      <w:r>
+        <w:t>Hospitals.hospital_name</w:t>
+      </w:r>
+      <w:proofErr w:type="spellEnd"/>
+      <w:r>
+        <w:t xml:space="preserve">, </w:t>
+      </w:r>
+      <w:proofErr w:type="gramStart"/>
+      <w:r>
+        <w:t>COUNT(</w:t>
+      </w:r>
+      <w:proofErr w:type="spellStart"/>
+      <w:proofErr w:type="gramEnd"/>
+      <w:r>
+        <w:t>Doctors.doctor_id</w:t>
+      </w:r>
+      <w:proofErr w:type="spellEnd"/>
+      <w:r>
+        <w:t>)</w:t>
       </w:r>
     </w:p>
     <w:p>
@@ -2641,23 +3610,54 @@
         <w:pStyle w:val="ListParagraph"/>
       </w:pPr>
       <w:r>
-        <w:t>ON Hospitals.hospital_id = Doctors.hospital_id</w:t>
-      </w:r>
-    </w:p>
-    <w:p>
-      <w:pPr>
-        <w:pStyle w:val="ListParagraph"/>
-      </w:pPr>
-      <w:r>
-        <w:t>GROUP BY Hospitals.hospital_id</w:t>
-      </w:r>
-    </w:p>
-    <w:p>
-      <w:pPr>
-        <w:pStyle w:val="ListParagraph"/>
-      </w:pPr>
-      <w:r>
-        <w:t>HAVING COUNT(Doctors.doctor_id) &gt; 20;</w:t>
+        <w:t xml:space="preserve">ON </w:t>
+      </w:r>
+      <w:proofErr w:type="spellStart"/>
+      <w:r>
+        <w:t>Hospitals.hospital_id</w:t>
+      </w:r>
+      <w:proofErr w:type="spellEnd"/>
+      <w:r>
+        <w:t xml:space="preserve"> = </w:t>
+      </w:r>
+      <w:proofErr w:type="spellStart"/>
+      <w:r>
+        <w:t>Doctors.hospital_id</w:t>
+      </w:r>
+      <w:proofErr w:type="spellEnd"/>
+    </w:p>
+    <w:p>
+      <w:pPr>
+        <w:pStyle w:val="ListParagraph"/>
+      </w:pPr>
+      <w:r>
+        <w:t xml:space="preserve">GROUP BY </w:t>
+      </w:r>
+      <w:proofErr w:type="spellStart"/>
+      <w:r>
+        <w:t>Hospitals.hospital_id</w:t>
+      </w:r>
+      <w:proofErr w:type="spellEnd"/>
+    </w:p>
+    <w:p>
+      <w:pPr>
+        <w:pStyle w:val="ListParagraph"/>
+      </w:pPr>
+      <w:r>
+        <w:t xml:space="preserve">HAVING </w:t>
+      </w:r>
+      <w:proofErr w:type="gramStart"/>
+      <w:r>
+        <w:t>COUNT(</w:t>
+      </w:r>
+      <w:proofErr w:type="spellStart"/>
+      <w:proofErr w:type="gramEnd"/>
+      <w:r>
+        <w:t>Doctors.doctor_id</w:t>
+      </w:r>
+      <w:proofErr w:type="spellEnd"/>
+      <w:r>
+        <w:t>) &gt; 20;</w:t>
       </w:r>
     </w:p>
     <w:p>
@@ -2741,7 +3741,20 @@
         <w:pStyle w:val="ListParagraph"/>
       </w:pPr>
       <w:r>
-        <w:t>SELECT specialization, COUNT(doctor_id) AS m</w:t>
+        <w:t xml:space="preserve">SELECT specialization, </w:t>
+      </w:r>
+      <w:proofErr w:type="gramStart"/>
+      <w:r>
+        <w:t>COUNT(</w:t>
+      </w:r>
+      <w:proofErr w:type="spellStart"/>
+      <w:proofErr w:type="gramEnd"/>
+      <w:r>
+        <w:t>doctor_id</w:t>
+      </w:r>
+      <w:proofErr w:type="spellEnd"/>
+      <w:r>
+        <w:t>) AS m</w:t>
       </w:r>
     </w:p>
     <w:p>
@@ -2850,7 +3863,20 @@
         <w:pStyle w:val="ListParagraph"/>
       </w:pPr>
       <w:r>
-        <w:t>SELECT specialization, AVG(consultation_fee) AS m</w:t>
+        <w:t xml:space="preserve">SELECT specialization, </w:t>
+      </w:r>
+      <w:proofErr w:type="gramStart"/>
+      <w:r>
+        <w:t>AVG(</w:t>
+      </w:r>
+      <w:proofErr w:type="spellStart"/>
+      <w:proofErr w:type="gramEnd"/>
+      <w:r>
+        <w:t>consultation_fee</w:t>
+      </w:r>
+      <w:proofErr w:type="spellEnd"/>
+      <w:r>
+        <w:t>) AS m</w:t>
       </w:r>
     </w:p>
     <w:p>
@@ -2948,7 +3974,28 @@
         <w:pStyle w:val="ListParagraph"/>
       </w:pPr>
       <w:r>
-        <w:t>SELECT doctor_id, COUNT(appointment_id)</w:t>
+        <w:t xml:space="preserve">SELECT </w:t>
+      </w:r>
+      <w:proofErr w:type="spellStart"/>
+      <w:r>
+        <w:t>doctor_id</w:t>
+      </w:r>
+      <w:proofErr w:type="spellEnd"/>
+      <w:r>
+        <w:t xml:space="preserve">, </w:t>
+      </w:r>
+      <w:proofErr w:type="gramStart"/>
+      <w:r>
+        <w:t>COUNT(</w:t>
+      </w:r>
+      <w:proofErr w:type="spellStart"/>
+      <w:proofErr w:type="gramEnd"/>
+      <w:r>
+        <w:t>appointment_id</w:t>
+      </w:r>
+      <w:proofErr w:type="spellEnd"/>
+      <w:r>
+        <w:t>)</w:t>
       </w:r>
     </w:p>
     <w:p>
@@ -2964,7 +4011,15 @@
         <w:pStyle w:val="ListParagraph"/>
       </w:pPr>
       <w:r>
-        <w:t>GROUP BY doctor_id;</w:t>
+        <w:t xml:space="preserve">GROUP BY </w:t>
+      </w:r>
+      <w:proofErr w:type="spellStart"/>
+      <w:r>
+        <w:t>doctor_id</w:t>
+      </w:r>
+      <w:proofErr w:type="spellEnd"/>
+      <w:r>
+        <w:t>;</w:t>
       </w:r>
     </w:p>
     <w:p>
@@ -3041,32 +4096,69 @@
         <w:pStyle w:val="ListParagraph"/>
       </w:pPr>
       <w:r>
-        <w:t>SELECT Doctors.first_name, Doctors.consultation_fee, specialization,</w:t>
-      </w:r>
-    </w:p>
-    <w:p>
-      <w:pPr>
-        <w:pStyle w:val="ListParagraph"/>
-      </w:pPr>
-      <w:r>
-        <w:t xml:space="preserve">       ROW_NUMBER() OVER (</w:t>
-      </w:r>
-    </w:p>
-    <w:p>
-      <w:pPr>
-        <w:pStyle w:val="ListParagraph"/>
-      </w:pPr>
-      <w:r>
-        <w:t xml:space="preserve">           ORDER BY Doctors.consultation_fee DESC</w:t>
-      </w:r>
-    </w:p>
-    <w:p>
-      <w:pPr>
-        <w:pStyle w:val="ListParagraph"/>
-      </w:pPr>
-      <w:r>
-        <w:t xml:space="preserve">       ) AS rnk</w:t>
-      </w:r>
+        <w:t xml:space="preserve">SELECT </w:t>
+      </w:r>
+      <w:proofErr w:type="spellStart"/>
+      <w:r>
+        <w:t>Doctors.first_name</w:t>
+      </w:r>
+      <w:proofErr w:type="spellEnd"/>
+      <w:r>
+        <w:t xml:space="preserve">, </w:t>
+      </w:r>
+      <w:proofErr w:type="spellStart"/>
+      <w:r>
+        <w:t>Doctors.consultation_fee</w:t>
+      </w:r>
+      <w:proofErr w:type="spellEnd"/>
+      <w:r>
+        <w:t>, specialization,</w:t>
+      </w:r>
+    </w:p>
+    <w:p>
+      <w:pPr>
+        <w:pStyle w:val="ListParagraph"/>
+      </w:pPr>
+      <w:r>
+        <w:t xml:space="preserve">       ROW_</w:t>
+      </w:r>
+      <w:proofErr w:type="gramStart"/>
+      <w:r>
+        <w:t>NUMBER(</w:t>
+      </w:r>
+      <w:proofErr w:type="gramEnd"/>
+      <w:r>
+        <w:t>) OVER (</w:t>
+      </w:r>
+    </w:p>
+    <w:p>
+      <w:pPr>
+        <w:pStyle w:val="ListParagraph"/>
+      </w:pPr>
+      <w:r>
+        <w:t xml:space="preserve">           ORDER BY </w:t>
+      </w:r>
+      <w:proofErr w:type="spellStart"/>
+      <w:r>
+        <w:t>Doctors.consultation_fee</w:t>
+      </w:r>
+      <w:proofErr w:type="spellEnd"/>
+      <w:r>
+        <w:t xml:space="preserve"> DESC</w:t>
+      </w:r>
+    </w:p>
+    <w:p>
+      <w:pPr>
+        <w:pStyle w:val="ListParagraph"/>
+      </w:pPr>
+      <w:r>
+        <w:t xml:space="preserve">       ) AS </w:t>
+      </w:r>
+      <w:proofErr w:type="spellStart"/>
+      <w:r>
+        <w:t>rnk</w:t>
+      </w:r>
+      <w:proofErr w:type="spellEnd"/>
     </w:p>
     <w:p>
       <w:pPr>
@@ -3150,15 +4242,39 @@
         <w:pStyle w:val="ListParagraph"/>
       </w:pPr>
       <w:r>
-        <w:t>SELECT Doctors.first_name, Doctors.consultation_fee, specialization,</w:t>
-      </w:r>
-    </w:p>
-    <w:p>
-      <w:pPr>
-        <w:pStyle w:val="ListParagraph"/>
-      </w:pPr>
-      <w:r>
-        <w:t xml:space="preserve">       ROW_NUMBER() OVER (</w:t>
+        <w:t xml:space="preserve">SELECT </w:t>
+      </w:r>
+      <w:proofErr w:type="spellStart"/>
+      <w:r>
+        <w:t>Doctors.first_name</w:t>
+      </w:r>
+      <w:proofErr w:type="spellEnd"/>
+      <w:r>
+        <w:t xml:space="preserve">, </w:t>
+      </w:r>
+      <w:proofErr w:type="spellStart"/>
+      <w:r>
+        <w:t>Doctors.consultation_fee</w:t>
+      </w:r>
+      <w:proofErr w:type="spellEnd"/>
+      <w:r>
+        <w:t>, specialization,</w:t>
+      </w:r>
+    </w:p>
+    <w:p>
+      <w:pPr>
+        <w:pStyle w:val="ListParagraph"/>
+      </w:pPr>
+      <w:r>
+        <w:t xml:space="preserve">       ROW_</w:t>
+      </w:r>
+      <w:proofErr w:type="gramStart"/>
+      <w:r>
+        <w:t>NUMBER(</w:t>
+      </w:r>
+      <w:proofErr w:type="gramEnd"/>
+      <w:r>
+        <w:t>) OVER (</w:t>
       </w:r>
     </w:p>
     <w:p>
@@ -3174,16 +4290,29 @@
         <w:pStyle w:val="ListParagraph"/>
       </w:pPr>
       <w:r>
-        <w:t xml:space="preserve">           ORDER BY Doctors.consultation_fee DESC</w:t>
-      </w:r>
-    </w:p>
-    <w:p>
-      <w:pPr>
-        <w:pStyle w:val="ListParagraph"/>
-      </w:pPr>
-      <w:r>
-        <w:t xml:space="preserve">       ) AS rnk</w:t>
-      </w:r>
+        <w:t xml:space="preserve">           ORDER BY </w:t>
+      </w:r>
+      <w:proofErr w:type="spellStart"/>
+      <w:r>
+        <w:t>Doctors.consultation_fee</w:t>
+      </w:r>
+      <w:proofErr w:type="spellEnd"/>
+      <w:r>
+        <w:t xml:space="preserve"> DESC</w:t>
+      </w:r>
+    </w:p>
+    <w:p>
+      <w:pPr>
+        <w:pStyle w:val="ListParagraph"/>
+      </w:pPr>
+      <w:r>
+        <w:t xml:space="preserve">       ) AS </w:t>
+      </w:r>
+      <w:proofErr w:type="spellStart"/>
+      <w:r>
+        <w:t>rnk</w:t>
+      </w:r>
+      <w:proofErr w:type="spellEnd"/>
     </w:p>
     <w:p>
       <w:pPr>
@@ -3268,15 +4397,39 @@
         <w:pStyle w:val="ListParagraph"/>
       </w:pPr>
       <w:r>
-        <w:t>SELECT Doctors.first_name, Doctors.consultation_fee, specialization,</w:t>
-      </w:r>
-    </w:p>
-    <w:p>
-      <w:pPr>
-        <w:pStyle w:val="ListParagraph"/>
-      </w:pPr>
-      <w:r>
-        <w:t xml:space="preserve">       RANK() OVER (</w:t>
+        <w:t xml:space="preserve">SELECT </w:t>
+      </w:r>
+      <w:proofErr w:type="spellStart"/>
+      <w:r>
+        <w:t>Doctors.first_name</w:t>
+      </w:r>
+      <w:proofErr w:type="spellEnd"/>
+      <w:r>
+        <w:t xml:space="preserve">, </w:t>
+      </w:r>
+      <w:proofErr w:type="spellStart"/>
+      <w:r>
+        <w:t>Doctors.consultation_fee</w:t>
+      </w:r>
+      <w:proofErr w:type="spellEnd"/>
+      <w:r>
+        <w:t>, specialization,</w:t>
+      </w:r>
+    </w:p>
+    <w:p>
+      <w:pPr>
+        <w:pStyle w:val="ListParagraph"/>
+      </w:pPr>
+      <w:r>
+        <w:t xml:space="preserve">       </w:t>
+      </w:r>
+      <w:proofErr w:type="gramStart"/>
+      <w:r>
+        <w:t>RANK(</w:t>
+      </w:r>
+      <w:proofErr w:type="gramEnd"/>
+      <w:r>
+        <w:t>) OVER (</w:t>
       </w:r>
     </w:p>
     <w:p>
@@ -3292,16 +4445,29 @@
         <w:pStyle w:val="ListParagraph"/>
       </w:pPr>
       <w:r>
-        <w:t xml:space="preserve">           ORDER BY Doctors.consultation_fee DESC</w:t>
-      </w:r>
-    </w:p>
-    <w:p>
-      <w:pPr>
-        <w:pStyle w:val="ListParagraph"/>
-      </w:pPr>
-      <w:r>
-        <w:t xml:space="preserve">       ) AS rnk</w:t>
-      </w:r>
+        <w:t xml:space="preserve">           ORDER BY </w:t>
+      </w:r>
+      <w:proofErr w:type="spellStart"/>
+      <w:r>
+        <w:t>Doctors.consultation_fee</w:t>
+      </w:r>
+      <w:proofErr w:type="spellEnd"/>
+      <w:r>
+        <w:t xml:space="preserve"> DESC</w:t>
+      </w:r>
+    </w:p>
+    <w:p>
+      <w:pPr>
+        <w:pStyle w:val="ListParagraph"/>
+      </w:pPr>
+      <w:r>
+        <w:t xml:space="preserve">       ) AS </w:t>
+      </w:r>
+      <w:proofErr w:type="spellStart"/>
+      <w:r>
+        <w:t>rnk</w:t>
+      </w:r>
+      <w:proofErr w:type="spellEnd"/>
     </w:p>
     <w:p>
       <w:pPr>
@@ -3392,32 +4558,74 @@
         <w:pStyle w:val="ListParagraph"/>
       </w:pPr>
       <w:r>
-        <w:t>SELECT Doctors.first_name, Doctors.consultation_fee, specialization,</w:t>
-      </w:r>
-    </w:p>
-    <w:p>
-      <w:pPr>
-        <w:pStyle w:val="ListParagraph"/>
-      </w:pPr>
-      <w:r>
-        <w:t xml:space="preserve">       LAG(Doctors.consultation_fee) OVER (</w:t>
-      </w:r>
-    </w:p>
-    <w:p>
-      <w:pPr>
-        <w:pStyle w:val="ListParagraph"/>
-      </w:pPr>
-      <w:r>
-        <w:t xml:space="preserve">           ORDER BY Doctors.consultation_fee DESC</w:t>
-      </w:r>
-    </w:p>
-    <w:p>
-      <w:pPr>
-        <w:pStyle w:val="ListParagraph"/>
-      </w:pPr>
-      <w:r>
-        <w:t xml:space="preserve">       ) AS rnk</w:t>
-      </w:r>
+        <w:t xml:space="preserve">SELECT </w:t>
+      </w:r>
+      <w:proofErr w:type="spellStart"/>
+      <w:r>
+        <w:t>Doctors.first_name</w:t>
+      </w:r>
+      <w:proofErr w:type="spellEnd"/>
+      <w:r>
+        <w:t xml:space="preserve">, </w:t>
+      </w:r>
+      <w:proofErr w:type="spellStart"/>
+      <w:r>
+        <w:t>Doctors.consultation_fee</w:t>
+      </w:r>
+      <w:proofErr w:type="spellEnd"/>
+      <w:r>
+        <w:t>, specialization,</w:t>
+      </w:r>
+    </w:p>
+    <w:p>
+      <w:pPr>
+        <w:pStyle w:val="ListParagraph"/>
+      </w:pPr>
+      <w:r>
+        <w:t xml:space="preserve">       </w:t>
+      </w:r>
+      <w:proofErr w:type="gramStart"/>
+      <w:r>
+        <w:t>LAG(</w:t>
+      </w:r>
+      <w:proofErr w:type="spellStart"/>
+      <w:proofErr w:type="gramEnd"/>
+      <w:r>
+        <w:t>Doctors.consultation_fee</w:t>
+      </w:r>
+      <w:proofErr w:type="spellEnd"/>
+      <w:r>
+        <w:t>) OVER (</w:t>
+      </w:r>
+    </w:p>
+    <w:p>
+      <w:pPr>
+        <w:pStyle w:val="ListParagraph"/>
+      </w:pPr>
+      <w:r>
+        <w:t xml:space="preserve">           ORDER BY </w:t>
+      </w:r>
+      <w:proofErr w:type="spellStart"/>
+      <w:r>
+        <w:t>Doctors.consultation_fee</w:t>
+      </w:r>
+      <w:proofErr w:type="spellEnd"/>
+      <w:r>
+        <w:t xml:space="preserve"> DESC</w:t>
+      </w:r>
+    </w:p>
+    <w:p>
+      <w:pPr>
+        <w:pStyle w:val="ListParagraph"/>
+      </w:pPr>
+      <w:r>
+        <w:t xml:space="preserve">       ) AS </w:t>
+      </w:r>
+      <w:proofErr w:type="spellStart"/>
+      <w:r>
+        <w:t>rnk</w:t>
+      </w:r>
+      <w:proofErr w:type="spellEnd"/>
     </w:p>
     <w:p>
       <w:pPr>
@@ -3519,32 +4727,74 @@
         <w:pStyle w:val="ListParagraph"/>
       </w:pPr>
       <w:r>
-        <w:t>SELECT Doctors.first_name, Doctors.consultation_fee, specialization,</w:t>
-      </w:r>
-    </w:p>
-    <w:p>
-      <w:pPr>
-        <w:pStyle w:val="ListParagraph"/>
-      </w:pPr>
-      <w:r>
-        <w:t xml:space="preserve">       LEAD(Doctors.consultation_fee) OVER (</w:t>
-      </w:r>
-    </w:p>
-    <w:p>
-      <w:pPr>
-        <w:pStyle w:val="ListParagraph"/>
-      </w:pPr>
-      <w:r>
-        <w:t xml:space="preserve">           ORDER BY Doctors.consultation_fee DESC</w:t>
-      </w:r>
-    </w:p>
-    <w:p>
-      <w:pPr>
-        <w:pStyle w:val="ListParagraph"/>
-      </w:pPr>
-      <w:r>
-        <w:t xml:space="preserve">       ) AS rnk</w:t>
-      </w:r>
+        <w:t xml:space="preserve">SELECT </w:t>
+      </w:r>
+      <w:proofErr w:type="spellStart"/>
+      <w:r>
+        <w:t>Doctors.first_name</w:t>
+      </w:r>
+      <w:proofErr w:type="spellEnd"/>
+      <w:r>
+        <w:t xml:space="preserve">, </w:t>
+      </w:r>
+      <w:proofErr w:type="spellStart"/>
+      <w:r>
+        <w:t>Doctors.consultation_fee</w:t>
+      </w:r>
+      <w:proofErr w:type="spellEnd"/>
+      <w:r>
+        <w:t>, specialization,</w:t>
+      </w:r>
+    </w:p>
+    <w:p>
+      <w:pPr>
+        <w:pStyle w:val="ListParagraph"/>
+      </w:pPr>
+      <w:r>
+        <w:t xml:space="preserve">       </w:t>
+      </w:r>
+      <w:proofErr w:type="gramStart"/>
+      <w:r>
+        <w:t>LEAD(</w:t>
+      </w:r>
+      <w:proofErr w:type="spellStart"/>
+      <w:proofErr w:type="gramEnd"/>
+      <w:r>
+        <w:t>Doctors.consultation_fee</w:t>
+      </w:r>
+      <w:proofErr w:type="spellEnd"/>
+      <w:r>
+        <w:t>) OVER (</w:t>
+      </w:r>
+    </w:p>
+    <w:p>
+      <w:pPr>
+        <w:pStyle w:val="ListParagraph"/>
+      </w:pPr>
+      <w:r>
+        <w:t xml:space="preserve">           ORDER BY </w:t>
+      </w:r>
+      <w:proofErr w:type="spellStart"/>
+      <w:r>
+        <w:t>Doctors.consultation_fee</w:t>
+      </w:r>
+      <w:proofErr w:type="spellEnd"/>
+      <w:r>
+        <w:t xml:space="preserve"> DESC</w:t>
+      </w:r>
+    </w:p>
+    <w:p>
+      <w:pPr>
+        <w:pStyle w:val="ListParagraph"/>
+      </w:pPr>
+      <w:r>
+        <w:t xml:space="preserve">       ) AS </w:t>
+      </w:r>
+      <w:proofErr w:type="spellStart"/>
+      <w:r>
+        <w:t>rnk</w:t>
+      </w:r>
+      <w:proofErr w:type="spellEnd"/>
     </w:p>
     <w:p>
       <w:pPr>
@@ -3635,48 +4885,101 @@
         <w:pStyle w:val="ListParagraph"/>
       </w:pPr>
       <w:r>
-        <w:t xml:space="preserve">SELECT Departments.department_name, Doctors.first_name, </w:t>
-      </w:r>
-    </w:p>
-    <w:p>
-      <w:pPr>
-        <w:pStyle w:val="ListParagraph"/>
-      </w:pPr>
-      <w:r>
-        <w:t xml:space="preserve">       Doctors.consultation_fee,</w:t>
-      </w:r>
-    </w:p>
-    <w:p>
-      <w:pPr>
-        <w:pStyle w:val="ListParagraph"/>
-      </w:pPr>
-      <w:r>
-        <w:t xml:space="preserve">       ROW_NUMBER() OVER (</w:t>
-      </w:r>
-    </w:p>
-    <w:p>
-      <w:pPr>
-        <w:pStyle w:val="ListParagraph"/>
-      </w:pPr>
-      <w:r>
-        <w:t xml:space="preserve">           PARTITION BY Departments.department_name </w:t>
-      </w:r>
-    </w:p>
-    <w:p>
-      <w:pPr>
-        <w:pStyle w:val="ListParagraph"/>
-      </w:pPr>
-      <w:r>
-        <w:t xml:space="preserve">           ORDER BY Doctors.consultation_fee DESC</w:t>
-      </w:r>
-    </w:p>
-    <w:p>
-      <w:pPr>
-        <w:pStyle w:val="ListParagraph"/>
-      </w:pPr>
-      <w:r>
-        <w:t xml:space="preserve">       ) AS rnk</w:t>
-      </w:r>
+        <w:t xml:space="preserve">SELECT </w:t>
+      </w:r>
+      <w:proofErr w:type="spellStart"/>
+      <w:r>
+        <w:t>Departments.department_name</w:t>
+      </w:r>
+      <w:proofErr w:type="spellEnd"/>
+      <w:r>
+        <w:t xml:space="preserve">, </w:t>
+      </w:r>
+      <w:proofErr w:type="spellStart"/>
+      <w:r>
+        <w:t>Doctors.first_name</w:t>
+      </w:r>
+      <w:proofErr w:type="spellEnd"/>
+      <w:r>
+        <w:t xml:space="preserve">, </w:t>
+      </w:r>
+    </w:p>
+    <w:p>
+      <w:pPr>
+        <w:pStyle w:val="ListParagraph"/>
+      </w:pPr>
+      <w:r>
+        <w:t xml:space="preserve">       </w:t>
+      </w:r>
+      <w:proofErr w:type="spellStart"/>
+      <w:r>
+        <w:t>Doctors.consultation_fee</w:t>
+      </w:r>
+      <w:proofErr w:type="spellEnd"/>
+      <w:r>
+        <w:t>,</w:t>
+      </w:r>
+    </w:p>
+    <w:p>
+      <w:pPr>
+        <w:pStyle w:val="ListParagraph"/>
+      </w:pPr>
+      <w:r>
+        <w:t xml:space="preserve">       ROW_</w:t>
+      </w:r>
+      <w:proofErr w:type="gramStart"/>
+      <w:r>
+        <w:t>NUMBER(</w:t>
+      </w:r>
+      <w:proofErr w:type="gramEnd"/>
+      <w:r>
+        <w:t>) OVER (</w:t>
+      </w:r>
+    </w:p>
+    <w:p>
+      <w:pPr>
+        <w:pStyle w:val="ListParagraph"/>
+      </w:pPr>
+      <w:r>
+        <w:t xml:space="preserve">           PARTITION BY </w:t>
+      </w:r>
+      <w:proofErr w:type="spellStart"/>
+      <w:r>
+        <w:t>Departments.department_name</w:t>
+      </w:r>
+      <w:proofErr w:type="spellEnd"/>
+      <w:r>
+        <w:t xml:space="preserve"> </w:t>
+      </w:r>
+    </w:p>
+    <w:p>
+      <w:pPr>
+        <w:pStyle w:val="ListParagraph"/>
+      </w:pPr>
+      <w:r>
+        <w:t xml:space="preserve">           ORDER BY </w:t>
+      </w:r>
+      <w:proofErr w:type="spellStart"/>
+      <w:r>
+        <w:t>Doctors.consultation_fee</w:t>
+      </w:r>
+      <w:proofErr w:type="spellEnd"/>
+      <w:r>
+        <w:t xml:space="preserve"> DESC</w:t>
+      </w:r>
+    </w:p>
+    <w:p>
+      <w:pPr>
+        <w:pStyle w:val="ListParagraph"/>
+      </w:pPr>
+      <w:r>
+        <w:t xml:space="preserve">       ) AS </w:t>
+      </w:r>
+      <w:proofErr w:type="spellStart"/>
+      <w:r>
+        <w:t>rnk</w:t>
+      </w:r>
+      <w:proofErr w:type="spellEnd"/>
     </w:p>
     <w:p>
       <w:pPr>
@@ -3699,7 +5002,23 @@
         <w:pStyle w:val="ListParagraph"/>
       </w:pPr>
       <w:r>
-        <w:t>ON Doctors.hospital_id = Departments.hospital_id;</w:t>
+        <w:t xml:space="preserve">ON </w:t>
+      </w:r>
+      <w:proofErr w:type="spellStart"/>
+      <w:r>
+        <w:t>Doctors.hospital_id</w:t>
+      </w:r>
+      <w:proofErr w:type="spellEnd"/>
+      <w:r>
+        <w:t xml:space="preserve"> = </w:t>
+      </w:r>
+      <w:proofErr w:type="spellStart"/>
+      <w:r>
+        <w:t>Departments.hospital_id</w:t>
+      </w:r>
+      <w:proofErr w:type="spellEnd"/>
+      <w:r>
+        <w:t>;</w:t>
       </w:r>
     </w:p>
     <w:p>
@@ -3783,40 +5102,85 @@
         <w:pStyle w:val="ListParagraph"/>
       </w:pPr>
       <w:r>
-        <w:t xml:space="preserve">SELECT Departments.department_name, Doctors.first_name, </w:t>
-      </w:r>
-    </w:p>
-    <w:p>
-      <w:pPr>
-        <w:pStyle w:val="ListParagraph"/>
-      </w:pPr>
-      <w:r>
-        <w:t xml:space="preserve">       Doctors.consultation_fee,</w:t>
-      </w:r>
-    </w:p>
-    <w:p>
-      <w:pPr>
-        <w:pStyle w:val="ListParagraph"/>
-      </w:pPr>
-      <w:r>
-        <w:t xml:space="preserve">       ROW_NUMBER() OVER (</w:t>
-      </w:r>
-    </w:p>
-    <w:p>
-      <w:pPr>
-        <w:pStyle w:val="ListParagraph"/>
-      </w:pPr>
-      <w:r>
-        <w:t xml:space="preserve">           ORDER BY Doctors.consultation_fee DESC</w:t>
-      </w:r>
-    </w:p>
-    <w:p>
-      <w:pPr>
-        <w:pStyle w:val="ListParagraph"/>
-      </w:pPr>
-      <w:r>
-        <w:t xml:space="preserve">       ) AS rnk</w:t>
-      </w:r>
+        <w:t xml:space="preserve">SELECT </w:t>
+      </w:r>
+      <w:proofErr w:type="spellStart"/>
+      <w:r>
+        <w:t>Departments.department_name</w:t>
+      </w:r>
+      <w:proofErr w:type="spellEnd"/>
+      <w:r>
+        <w:t xml:space="preserve">, </w:t>
+      </w:r>
+      <w:proofErr w:type="spellStart"/>
+      <w:r>
+        <w:t>Doctors.first_name</w:t>
+      </w:r>
+      <w:proofErr w:type="spellEnd"/>
+      <w:r>
+        <w:t xml:space="preserve">, </w:t>
+      </w:r>
+    </w:p>
+    <w:p>
+      <w:pPr>
+        <w:pStyle w:val="ListParagraph"/>
+      </w:pPr>
+      <w:r>
+        <w:t xml:space="preserve">       </w:t>
+      </w:r>
+      <w:proofErr w:type="spellStart"/>
+      <w:r>
+        <w:t>Doctors.consultation_fee</w:t>
+      </w:r>
+      <w:proofErr w:type="spellEnd"/>
+      <w:r>
+        <w:t>,</w:t>
+      </w:r>
+    </w:p>
+    <w:p>
+      <w:pPr>
+        <w:pStyle w:val="ListParagraph"/>
+      </w:pPr>
+      <w:r>
+        <w:t xml:space="preserve">       ROW_</w:t>
+      </w:r>
+      <w:proofErr w:type="gramStart"/>
+      <w:r>
+        <w:t>NUMBER(</w:t>
+      </w:r>
+      <w:proofErr w:type="gramEnd"/>
+      <w:r>
+        <w:t>) OVER (</w:t>
+      </w:r>
+    </w:p>
+    <w:p>
+      <w:pPr>
+        <w:pStyle w:val="ListParagraph"/>
+      </w:pPr>
+      <w:r>
+        <w:t xml:space="preserve">           ORDER BY </w:t>
+      </w:r>
+      <w:proofErr w:type="spellStart"/>
+      <w:r>
+        <w:t>Doctors.consultation_fee</w:t>
+      </w:r>
+      <w:proofErr w:type="spellEnd"/>
+      <w:r>
+        <w:t xml:space="preserve"> DESC</w:t>
+      </w:r>
+    </w:p>
+    <w:p>
+      <w:pPr>
+        <w:pStyle w:val="ListParagraph"/>
+      </w:pPr>
+      <w:r>
+        <w:t xml:space="preserve">       ) AS </w:t>
+      </w:r>
+      <w:proofErr w:type="spellStart"/>
+      <w:r>
+        <w:t>rnk</w:t>
+      </w:r>
+      <w:proofErr w:type="spellEnd"/>
     </w:p>
     <w:p>
       <w:pPr>
@@ -3846,7 +5210,23 @@
       </w:pPr>
       <w:r>
         <w:lastRenderedPageBreak/>
-        <w:t>ON Doctors.hospital_id = Departments.hospital_id;</w:t>
+        <w:t xml:space="preserve">ON </w:t>
+      </w:r>
+      <w:proofErr w:type="spellStart"/>
+      <w:r>
+        <w:t>Doctors.hospital_id</w:t>
+      </w:r>
+      <w:proofErr w:type="spellEnd"/>
+      <w:r>
+        <w:t xml:space="preserve"> = </w:t>
+      </w:r>
+      <w:proofErr w:type="spellStart"/>
+      <w:r>
+        <w:t>Departments.hospital_id</w:t>
+      </w:r>
+      <w:proofErr w:type="spellEnd"/>
+      <w:r>
+        <w:t>;</w:t>
       </w:r>
     </w:p>
     <w:p>
@@ -3930,8 +5310,34 @@
         <w:pStyle w:val="ListParagraph"/>
       </w:pPr>
       <w:r>
-        <w:t>SELECT Hospitals.hospital_name, COUNT(Doctors.doctor_id) AS c_d</w:t>
-      </w:r>
+        <w:t xml:space="preserve">SELECT </w:t>
+      </w:r>
+      <w:proofErr w:type="spellStart"/>
+      <w:r>
+        <w:t>Hospitals.hospital_name</w:t>
+      </w:r>
+      <w:proofErr w:type="spellEnd"/>
+      <w:r>
+        <w:t xml:space="preserve">, </w:t>
+      </w:r>
+      <w:proofErr w:type="gramStart"/>
+      <w:r>
+        <w:t>COUNT(</w:t>
+      </w:r>
+      <w:proofErr w:type="spellStart"/>
+      <w:proofErr w:type="gramEnd"/>
+      <w:r>
+        <w:t>Doctors.doctor_id</w:t>
+      </w:r>
+      <w:proofErr w:type="spellEnd"/>
+      <w:r>
+        <w:t xml:space="preserve">) AS </w:t>
+      </w:r>
+      <w:proofErr w:type="spellStart"/>
+      <w:r>
+        <w:t>c_d</w:t>
+      </w:r>
+      <w:proofErr w:type="spellEnd"/>
     </w:p>
     <w:p>
       <w:pPr>
@@ -3954,23 +5360,49 @@
         <w:pStyle w:val="ListParagraph"/>
       </w:pPr>
       <w:r>
-        <w:t>ON Hospitals.hospital_id = Doctors.hospital_id</w:t>
-      </w:r>
-    </w:p>
-    <w:p>
-      <w:pPr>
-        <w:pStyle w:val="ListParagraph"/>
-      </w:pPr>
-      <w:r>
-        <w:t>GROUP BY Hospitals.hospital_name</w:t>
-      </w:r>
-    </w:p>
-    <w:p>
-      <w:pPr>
-        <w:pStyle w:val="ListParagraph"/>
-      </w:pPr>
-      <w:r>
-        <w:t xml:space="preserve">ORDER BY c_d DESC </w:t>
+        <w:t xml:space="preserve">ON </w:t>
+      </w:r>
+      <w:proofErr w:type="spellStart"/>
+      <w:r>
+        <w:t>Hospitals.hospital_id</w:t>
+      </w:r>
+      <w:proofErr w:type="spellEnd"/>
+      <w:r>
+        <w:t xml:space="preserve"> = </w:t>
+      </w:r>
+      <w:proofErr w:type="spellStart"/>
+      <w:r>
+        <w:t>Doctors.hospital_id</w:t>
+      </w:r>
+      <w:proofErr w:type="spellEnd"/>
+    </w:p>
+    <w:p>
+      <w:pPr>
+        <w:pStyle w:val="ListParagraph"/>
+      </w:pPr>
+      <w:r>
+        <w:t xml:space="preserve">GROUP BY </w:t>
+      </w:r>
+      <w:proofErr w:type="spellStart"/>
+      <w:r>
+        <w:t>Hospitals.hospital_name</w:t>
+      </w:r>
+      <w:proofErr w:type="spellEnd"/>
+    </w:p>
+    <w:p>
+      <w:pPr>
+        <w:pStyle w:val="ListParagraph"/>
+      </w:pPr>
+      <w:r>
+        <w:t xml:space="preserve">ORDER BY </w:t>
+      </w:r>
+      <w:proofErr w:type="spellStart"/>
+      <w:r>
+        <w:t>c_d</w:t>
+      </w:r>
+      <w:proofErr w:type="spellEnd"/>
+      <w:r>
+        <w:t xml:space="preserve"> DESC </w:t>
       </w:r>
     </w:p>
     <w:p>
@@ -4055,8 +5487,34 @@
         <w:pStyle w:val="ListParagraph"/>
       </w:pPr>
       <w:r>
-        <w:t>SELECT Hospitals.hospital_name, COUNT(Doctors.doctor_id) AS c_d</w:t>
-      </w:r>
+        <w:t xml:space="preserve">SELECT </w:t>
+      </w:r>
+      <w:proofErr w:type="spellStart"/>
+      <w:r>
+        <w:t>Hospitals.hospital_name</w:t>
+      </w:r>
+      <w:proofErr w:type="spellEnd"/>
+      <w:r>
+        <w:t xml:space="preserve">, </w:t>
+      </w:r>
+      <w:proofErr w:type="gramStart"/>
+      <w:r>
+        <w:t>COUNT(</w:t>
+      </w:r>
+      <w:proofErr w:type="spellStart"/>
+      <w:proofErr w:type="gramEnd"/>
+      <w:r>
+        <w:t>Doctors.doctor_id</w:t>
+      </w:r>
+      <w:proofErr w:type="spellEnd"/>
+      <w:r>
+        <w:t xml:space="preserve">) AS </w:t>
+      </w:r>
+      <w:proofErr w:type="spellStart"/>
+      <w:r>
+        <w:t>c_d</w:t>
+      </w:r>
+      <w:proofErr w:type="spellEnd"/>
     </w:p>
     <w:p>
       <w:pPr>
@@ -4079,23 +5537,49 @@
         <w:pStyle w:val="ListParagraph"/>
       </w:pPr>
       <w:r>
-        <w:t>ON Hospitals.hospital_id = Doctors.hospital_id</w:t>
-      </w:r>
-    </w:p>
-    <w:p>
-      <w:pPr>
-        <w:pStyle w:val="ListParagraph"/>
-      </w:pPr>
-      <w:r>
-        <w:t>GROUP BY Hospitals.hospital_name</w:t>
-      </w:r>
-    </w:p>
-    <w:p>
-      <w:pPr>
-        <w:pStyle w:val="ListParagraph"/>
-      </w:pPr>
-      <w:r>
-        <w:t xml:space="preserve">ORDER BY c_d DESC </w:t>
+        <w:t xml:space="preserve">ON </w:t>
+      </w:r>
+      <w:proofErr w:type="spellStart"/>
+      <w:r>
+        <w:t>Hospitals.hospital_id</w:t>
+      </w:r>
+      <w:proofErr w:type="spellEnd"/>
+      <w:r>
+        <w:t xml:space="preserve"> = </w:t>
+      </w:r>
+      <w:proofErr w:type="spellStart"/>
+      <w:r>
+        <w:t>Doctors.hospital_id</w:t>
+      </w:r>
+      <w:proofErr w:type="spellEnd"/>
+    </w:p>
+    <w:p>
+      <w:pPr>
+        <w:pStyle w:val="ListParagraph"/>
+      </w:pPr>
+      <w:r>
+        <w:t xml:space="preserve">GROUP BY </w:t>
+      </w:r>
+      <w:proofErr w:type="spellStart"/>
+      <w:r>
+        <w:t>Hospitals.hospital_name</w:t>
+      </w:r>
+      <w:proofErr w:type="spellEnd"/>
+    </w:p>
+    <w:p>
+      <w:pPr>
+        <w:pStyle w:val="ListParagraph"/>
+      </w:pPr>
+      <w:r>
+        <w:t xml:space="preserve">ORDER BY </w:t>
+      </w:r>
+      <w:proofErr w:type="spellStart"/>
+      <w:r>
+        <w:t>c_d</w:t>
+      </w:r>
+      <w:proofErr w:type="spellEnd"/>
+      <w:r>
+        <w:t xml:space="preserve"> DESC </w:t>
       </w:r>
     </w:p>
     <w:p>
@@ -4158,6 +5642,1992 @@
     </w:p>
     <w:p>
       <w:pPr>
+        <w:pStyle w:val="ListParagraph"/>
+        <w:rPr>
+          <w:b/>
+          <w:bCs/>
+        </w:rPr>
+      </w:pPr>
+      <w:r>
+        <w:rPr>
+          <w:b/>
+          <w:bCs/>
+        </w:rPr>
+        <w:t xml:space="preserve">26. </w:t>
+      </w:r>
+      <w:r>
+        <w:rPr>
+          <w:b/>
+          <w:bCs/>
+        </w:rPr>
+        <w:t>Which departments have the highest appointment workload?</w:t>
+      </w:r>
+    </w:p>
+    <w:p>
+      <w:pPr>
+        <w:pStyle w:val="ListParagraph"/>
+      </w:pPr>
+      <w:r>
+        <w:t xml:space="preserve">SELECT </w:t>
+      </w:r>
+      <w:proofErr w:type="spellStart"/>
+      <w:proofErr w:type="gramStart"/>
+      <w:r>
+        <w:t>d.department</w:t>
+      </w:r>
+      <w:proofErr w:type="gramEnd"/>
+      <w:r>
+        <w:t>_</w:t>
+      </w:r>
+      <w:proofErr w:type="gramStart"/>
+      <w:r>
+        <w:t>name,COUNT</w:t>
+      </w:r>
+      <w:proofErr w:type="spellEnd"/>
+      <w:proofErr w:type="gramEnd"/>
+      <w:r>
+        <w:t>(</w:t>
+      </w:r>
+      <w:proofErr w:type="spellStart"/>
+      <w:proofErr w:type="gramStart"/>
+      <w:r>
+        <w:t>a.appointment</w:t>
+      </w:r>
+      <w:proofErr w:type="gramEnd"/>
+      <w:r>
+        <w:t>_id</w:t>
+      </w:r>
+      <w:proofErr w:type="spellEnd"/>
+      <w:r>
+        <w:t xml:space="preserve">) AS </w:t>
+      </w:r>
+      <w:proofErr w:type="spellStart"/>
+      <w:r>
+        <w:t>total_appointments</w:t>
+      </w:r>
+      <w:proofErr w:type="spellEnd"/>
+    </w:p>
+    <w:p>
+      <w:pPr>
+        <w:pStyle w:val="ListParagraph"/>
+      </w:pPr>
+      <w:r>
+        <w:t>FROM Appointments a</w:t>
+      </w:r>
+    </w:p>
+    <w:p>
+      <w:pPr>
+        <w:pStyle w:val="ListParagraph"/>
+      </w:pPr>
+      <w:r>
+        <w:t>JOIN Doctors dr</w:t>
+      </w:r>
+    </w:p>
+    <w:p>
+      <w:pPr>
+        <w:pStyle w:val="ListParagraph"/>
+      </w:pPr>
+      <w:r>
+        <w:t xml:space="preserve">ON </w:t>
+      </w:r>
+      <w:proofErr w:type="spellStart"/>
+      <w:proofErr w:type="gramStart"/>
+      <w:r>
+        <w:t>a.doctor</w:t>
+      </w:r>
+      <w:proofErr w:type="gramEnd"/>
+      <w:r>
+        <w:t>_id</w:t>
+      </w:r>
+      <w:proofErr w:type="spellEnd"/>
+      <w:r>
+        <w:t xml:space="preserve"> = </w:t>
+      </w:r>
+      <w:proofErr w:type="spellStart"/>
+      <w:proofErr w:type="gramStart"/>
+      <w:r>
+        <w:t>dr.doctor</w:t>
+      </w:r>
+      <w:proofErr w:type="gramEnd"/>
+      <w:r>
+        <w:t>_id</w:t>
+      </w:r>
+      <w:proofErr w:type="spellEnd"/>
+    </w:p>
+    <w:p>
+      <w:pPr>
+        <w:pStyle w:val="ListParagraph"/>
+      </w:pPr>
+      <w:r>
+        <w:t>JOIN Departments d</w:t>
+      </w:r>
+    </w:p>
+    <w:p>
+      <w:pPr>
+        <w:pStyle w:val="ListParagraph"/>
+      </w:pPr>
+      <w:r>
+        <w:lastRenderedPageBreak/>
+        <w:t xml:space="preserve">ON </w:t>
+      </w:r>
+      <w:proofErr w:type="spellStart"/>
+      <w:proofErr w:type="gramStart"/>
+      <w:r>
+        <w:t>dr.department</w:t>
+      </w:r>
+      <w:proofErr w:type="gramEnd"/>
+      <w:r>
+        <w:t>_id</w:t>
+      </w:r>
+      <w:proofErr w:type="spellEnd"/>
+      <w:r>
+        <w:t xml:space="preserve"> = </w:t>
+      </w:r>
+      <w:proofErr w:type="spellStart"/>
+      <w:proofErr w:type="gramStart"/>
+      <w:r>
+        <w:t>d.department</w:t>
+      </w:r>
+      <w:proofErr w:type="gramEnd"/>
+      <w:r>
+        <w:t>_id</w:t>
+      </w:r>
+      <w:proofErr w:type="spellEnd"/>
+    </w:p>
+    <w:p>
+      <w:pPr>
+        <w:pStyle w:val="ListParagraph"/>
+      </w:pPr>
+      <w:r>
+        <w:t xml:space="preserve">GROUP BY </w:t>
+      </w:r>
+      <w:proofErr w:type="spellStart"/>
+      <w:proofErr w:type="gramStart"/>
+      <w:r>
+        <w:t>d.department</w:t>
+      </w:r>
+      <w:proofErr w:type="gramEnd"/>
+      <w:r>
+        <w:t>_id</w:t>
+      </w:r>
+      <w:proofErr w:type="spellEnd"/>
+      <w:r>
+        <w:t xml:space="preserve">, </w:t>
+      </w:r>
+      <w:proofErr w:type="spellStart"/>
+      <w:proofErr w:type="gramStart"/>
+      <w:r>
+        <w:t>d.department</w:t>
+      </w:r>
+      <w:proofErr w:type="gramEnd"/>
+      <w:r>
+        <w:t>_name</w:t>
+      </w:r>
+      <w:proofErr w:type="spellEnd"/>
+    </w:p>
+    <w:p>
+      <w:pPr>
+        <w:pStyle w:val="ListParagraph"/>
+      </w:pPr>
+      <w:r>
+        <w:t xml:space="preserve">ORDER BY </w:t>
+      </w:r>
+      <w:proofErr w:type="spellStart"/>
+      <w:r>
+        <w:t>total_appointments</w:t>
+      </w:r>
+      <w:proofErr w:type="spellEnd"/>
+      <w:r>
+        <w:t xml:space="preserve"> DESC;</w:t>
+      </w:r>
+    </w:p>
+    <w:p>
+      <w:pPr>
+        <w:pStyle w:val="ListParagraph"/>
+      </w:pPr>
+      <w:r>
+        <w:drawing>
+          <wp:inline distT="0" distB="0" distL="0" distR="0" wp14:anchorId="104DDDD8" wp14:editId="16444EE2">
+            <wp:extent cx="2457793" cy="828791"/>
+            <wp:effectExtent l="0" t="0" r="0" b="9525"/>
+            <wp:docPr id="1802338678" name="Picture 1"/>
+            <wp:cNvGraphicFramePr>
+              <a:graphicFrameLocks xmlns:a="http://schemas.openxmlformats.org/drawingml/2006/main" noChangeAspect="1"/>
+            </wp:cNvGraphicFramePr>
+            <a:graphic xmlns:a="http://schemas.openxmlformats.org/drawingml/2006/main">
+              <a:graphicData uri="http://schemas.openxmlformats.org/drawingml/2006/picture">
+                <pic:pic xmlns:pic="http://schemas.openxmlformats.org/drawingml/2006/picture">
+                  <pic:nvPicPr>
+                    <pic:cNvPr id="1802338678" name=""/>
+                    <pic:cNvPicPr/>
+                  </pic:nvPicPr>
+                  <pic:blipFill>
+                    <a:blip r:embed="rId30"/>
+                    <a:stretch>
+                      <a:fillRect/>
+                    </a:stretch>
+                  </pic:blipFill>
+                  <pic:spPr>
+                    <a:xfrm>
+                      <a:off x="0" y="0"/>
+                      <a:ext cx="2457793" cy="828791"/>
+                    </a:xfrm>
+                    <a:prstGeom prst="rect">
+                      <a:avLst/>
+                    </a:prstGeom>
+                  </pic:spPr>
+                </pic:pic>
+              </a:graphicData>
+            </a:graphic>
+          </wp:inline>
+        </w:drawing>
+      </w:r>
+    </w:p>
+    <w:p>
+      <w:pPr>
+        <w:pStyle w:val="ListParagraph"/>
+      </w:pPr>
+    </w:p>
+    <w:p>
+      <w:pPr>
+        <w:pStyle w:val="ListParagraph"/>
+        <w:rPr>
+          <w:b/>
+          <w:bCs/>
+        </w:rPr>
+      </w:pPr>
+      <w:r>
+        <w:rPr>
+          <w:b/>
+          <w:bCs/>
+        </w:rPr>
+        <w:t xml:space="preserve">27. </w:t>
+      </w:r>
+      <w:r>
+        <w:rPr>
+          <w:b/>
+          <w:bCs/>
+        </w:rPr>
+        <w:t>Which hospitals have the highest number of admissions?</w:t>
+      </w:r>
+    </w:p>
+    <w:p>
+      <w:pPr>
+        <w:pStyle w:val="ListParagraph"/>
+      </w:pPr>
+      <w:r>
+        <w:t xml:space="preserve">SELECT </w:t>
+      </w:r>
+      <w:proofErr w:type="spellStart"/>
+      <w:proofErr w:type="gramStart"/>
+      <w:r>
+        <w:t>h.hospital</w:t>
+      </w:r>
+      <w:proofErr w:type="gramEnd"/>
+      <w:r>
+        <w:t>_name</w:t>
+      </w:r>
+      <w:proofErr w:type="spellEnd"/>
+      <w:r>
+        <w:t xml:space="preserve">, </w:t>
+      </w:r>
+      <w:proofErr w:type="gramStart"/>
+      <w:r>
+        <w:t>COUNT(</w:t>
+      </w:r>
+      <w:proofErr w:type="spellStart"/>
+      <w:r>
+        <w:t>ad.admission</w:t>
+      </w:r>
+      <w:proofErr w:type="gramEnd"/>
+      <w:r>
+        <w:t>_id</w:t>
+      </w:r>
+      <w:proofErr w:type="spellEnd"/>
+      <w:r>
+        <w:t xml:space="preserve">) AS </w:t>
+      </w:r>
+      <w:proofErr w:type="spellStart"/>
+      <w:r>
+        <w:t>total_admissions</w:t>
+      </w:r>
+      <w:proofErr w:type="spellEnd"/>
+      <w:r>
+        <w:t xml:space="preserve"> FROM Admissions ad JOIN Hospitals h ON </w:t>
+      </w:r>
+      <w:proofErr w:type="spellStart"/>
+      <w:proofErr w:type="gramStart"/>
+      <w:r>
+        <w:t>ad.hospital</w:t>
+      </w:r>
+      <w:proofErr w:type="gramEnd"/>
+      <w:r>
+        <w:t>_id</w:t>
+      </w:r>
+      <w:proofErr w:type="spellEnd"/>
+      <w:r>
+        <w:t xml:space="preserve"> = </w:t>
+      </w:r>
+      <w:proofErr w:type="spellStart"/>
+      <w:proofErr w:type="gramStart"/>
+      <w:r>
+        <w:t>h.hospital</w:t>
+      </w:r>
+      <w:proofErr w:type="gramEnd"/>
+      <w:r>
+        <w:t>_id</w:t>
+      </w:r>
+      <w:proofErr w:type="spellEnd"/>
+      <w:r>
+        <w:t xml:space="preserve"> GROUP BY </w:t>
+      </w:r>
+      <w:proofErr w:type="spellStart"/>
+      <w:proofErr w:type="gramStart"/>
+      <w:r>
+        <w:t>h.hospital</w:t>
+      </w:r>
+      <w:proofErr w:type="gramEnd"/>
+      <w:r>
+        <w:t>_id</w:t>
+      </w:r>
+      <w:proofErr w:type="spellEnd"/>
+      <w:r>
+        <w:t xml:space="preserve">, </w:t>
+      </w:r>
+      <w:proofErr w:type="spellStart"/>
+      <w:proofErr w:type="gramStart"/>
+      <w:r>
+        <w:t>h.hospital</w:t>
+      </w:r>
+      <w:proofErr w:type="gramEnd"/>
+      <w:r>
+        <w:t>_name</w:t>
+      </w:r>
+      <w:proofErr w:type="spellEnd"/>
+      <w:r>
+        <w:t xml:space="preserve"> ORDER BY </w:t>
+      </w:r>
+      <w:proofErr w:type="spellStart"/>
+      <w:r>
+        <w:t>total_admissions</w:t>
+      </w:r>
+      <w:proofErr w:type="spellEnd"/>
+      <w:r>
+        <w:t xml:space="preserve"> DESC;</w:t>
+      </w:r>
+    </w:p>
+    <w:p>
+      <w:pPr>
+        <w:pStyle w:val="ListParagraph"/>
+      </w:pPr>
+      <w:r>
+        <w:drawing>
+          <wp:inline distT="0" distB="0" distL="0" distR="0" wp14:anchorId="34D59B88" wp14:editId="01BC72CC">
+            <wp:extent cx="3524742" cy="981212"/>
+            <wp:effectExtent l="0" t="0" r="0" b="9525"/>
+            <wp:docPr id="180250131" name="Picture 1"/>
+            <wp:cNvGraphicFramePr>
+              <a:graphicFrameLocks xmlns:a="http://schemas.openxmlformats.org/drawingml/2006/main" noChangeAspect="1"/>
+            </wp:cNvGraphicFramePr>
+            <a:graphic xmlns:a="http://schemas.openxmlformats.org/drawingml/2006/main">
+              <a:graphicData uri="http://schemas.openxmlformats.org/drawingml/2006/picture">
+                <pic:pic xmlns:pic="http://schemas.openxmlformats.org/drawingml/2006/picture">
+                  <pic:nvPicPr>
+                    <pic:cNvPr id="180250131" name=""/>
+                    <pic:cNvPicPr/>
+                  </pic:nvPicPr>
+                  <pic:blipFill>
+                    <a:blip r:embed="rId31"/>
+                    <a:stretch>
+                      <a:fillRect/>
+                    </a:stretch>
+                  </pic:blipFill>
+                  <pic:spPr>
+                    <a:xfrm>
+                      <a:off x="0" y="0"/>
+                      <a:ext cx="3524742" cy="981212"/>
+                    </a:xfrm>
+                    <a:prstGeom prst="rect">
+                      <a:avLst/>
+                    </a:prstGeom>
+                  </pic:spPr>
+                </pic:pic>
+              </a:graphicData>
+            </a:graphic>
+          </wp:inline>
+        </w:drawing>
+      </w:r>
+    </w:p>
+    <w:p>
+      <w:pPr>
+        <w:pStyle w:val="ListParagraph"/>
+      </w:pPr>
+    </w:p>
+    <w:p>
+      <w:pPr>
+        <w:pStyle w:val="ListParagraph"/>
+        <w:rPr>
+          <w:b/>
+          <w:bCs/>
+        </w:rPr>
+      </w:pPr>
+      <w:r>
+        <w:rPr>
+          <w:b/>
+          <w:bCs/>
+        </w:rPr>
+        <w:t xml:space="preserve">28. </w:t>
+      </w:r>
+      <w:r>
+        <w:rPr>
+          <w:b/>
+          <w:bCs/>
+        </w:rPr>
+        <w:t>What are the admission type patterns?</w:t>
+      </w:r>
+    </w:p>
+    <w:p>
+      <w:pPr>
+        <w:pStyle w:val="ListParagraph"/>
+      </w:pPr>
+      <w:r>
+        <w:t xml:space="preserve">SELECT </w:t>
+      </w:r>
+      <w:proofErr w:type="spellStart"/>
+      <w:r>
+        <w:t>admission_type</w:t>
+      </w:r>
+      <w:proofErr w:type="spellEnd"/>
+      <w:r>
+        <w:t xml:space="preserve">, </w:t>
+      </w:r>
+      <w:proofErr w:type="gramStart"/>
+      <w:r>
+        <w:t>COUNT(</w:t>
+      </w:r>
+      <w:proofErr w:type="gramEnd"/>
+      <w:r>
+        <w:t xml:space="preserve">*) AS </w:t>
+      </w:r>
+      <w:proofErr w:type="spellStart"/>
+      <w:r>
+        <w:t>total_admissions</w:t>
+      </w:r>
+      <w:proofErr w:type="spellEnd"/>
+      <w:r>
+        <w:t xml:space="preserve"> FROM Admissions GROUP BY </w:t>
+      </w:r>
+      <w:proofErr w:type="spellStart"/>
+      <w:r>
+        <w:t>admission_type</w:t>
+      </w:r>
+      <w:proofErr w:type="spellEnd"/>
+      <w:r>
+        <w:t xml:space="preserve"> ORDER BY </w:t>
+      </w:r>
+      <w:proofErr w:type="spellStart"/>
+      <w:r>
+        <w:t>total_admissions</w:t>
+      </w:r>
+      <w:proofErr w:type="spellEnd"/>
+      <w:r>
+        <w:t xml:space="preserve"> DESC;</w:t>
+      </w:r>
+    </w:p>
+    <w:p>
+      <w:pPr>
+        <w:pStyle w:val="ListParagraph"/>
+      </w:pPr>
+      <w:r>
+        <w:drawing>
+          <wp:inline distT="0" distB="0" distL="0" distR="0" wp14:anchorId="68C0B659" wp14:editId="44206C11">
+            <wp:extent cx="2067213" cy="800212"/>
+            <wp:effectExtent l="0" t="0" r="0" b="0"/>
+            <wp:docPr id="1977500270" name="Picture 1"/>
+            <wp:cNvGraphicFramePr>
+              <a:graphicFrameLocks xmlns:a="http://schemas.openxmlformats.org/drawingml/2006/main" noChangeAspect="1"/>
+            </wp:cNvGraphicFramePr>
+            <a:graphic xmlns:a="http://schemas.openxmlformats.org/drawingml/2006/main">
+              <a:graphicData uri="http://schemas.openxmlformats.org/drawingml/2006/picture">
+                <pic:pic xmlns:pic="http://schemas.openxmlformats.org/drawingml/2006/picture">
+                  <pic:nvPicPr>
+                    <pic:cNvPr id="1977500270" name=""/>
+                    <pic:cNvPicPr/>
+                  </pic:nvPicPr>
+                  <pic:blipFill>
+                    <a:blip r:embed="rId32"/>
+                    <a:stretch>
+                      <a:fillRect/>
+                    </a:stretch>
+                  </pic:blipFill>
+                  <pic:spPr>
+                    <a:xfrm>
+                      <a:off x="0" y="0"/>
+                      <a:ext cx="2067213" cy="800212"/>
+                    </a:xfrm>
+                    <a:prstGeom prst="rect">
+                      <a:avLst/>
+                    </a:prstGeom>
+                  </pic:spPr>
+                </pic:pic>
+              </a:graphicData>
+            </a:graphic>
+          </wp:inline>
+        </w:drawing>
+      </w:r>
+    </w:p>
+    <w:p>
+      <w:pPr>
+        <w:pStyle w:val="ListParagraph"/>
+        <w:rPr>
+          <w:b/>
+          <w:bCs/>
+        </w:rPr>
+      </w:pPr>
+    </w:p>
+    <w:p>
+      <w:pPr>
+        <w:pStyle w:val="ListParagraph"/>
+        <w:rPr>
+          <w:b/>
+          <w:bCs/>
+        </w:rPr>
+      </w:pPr>
+      <w:r>
+        <w:rPr>
+          <w:b/>
+          <w:bCs/>
+        </w:rPr>
+        <w:t xml:space="preserve">29. </w:t>
+      </w:r>
+      <w:r>
+        <w:rPr>
+          <w:b/>
+          <w:bCs/>
+        </w:rPr>
+        <w:t>What are the admission status patterns?</w:t>
+      </w:r>
+    </w:p>
+    <w:p>
+      <w:pPr>
+        <w:pStyle w:val="ListParagraph"/>
+      </w:pPr>
+      <w:r>
+        <w:t xml:space="preserve">SELECT </w:t>
+      </w:r>
+      <w:proofErr w:type="spellStart"/>
+      <w:r>
+        <w:t>admission_status</w:t>
+      </w:r>
+      <w:proofErr w:type="spellEnd"/>
+      <w:r>
+        <w:t xml:space="preserve">, </w:t>
+      </w:r>
+      <w:proofErr w:type="gramStart"/>
+      <w:r>
+        <w:t>COUNT(</w:t>
+      </w:r>
+      <w:proofErr w:type="gramEnd"/>
+      <w:r>
+        <w:t xml:space="preserve">*) AS </w:t>
+      </w:r>
+      <w:proofErr w:type="spellStart"/>
+      <w:r>
+        <w:t>total_admissions</w:t>
+      </w:r>
+      <w:proofErr w:type="spellEnd"/>
+      <w:r>
+        <w:t xml:space="preserve"> FROM Admissions GROUP BY </w:t>
+      </w:r>
+      <w:proofErr w:type="spellStart"/>
+      <w:r>
+        <w:t>admission_status</w:t>
+      </w:r>
+      <w:proofErr w:type="spellEnd"/>
+      <w:r>
+        <w:t xml:space="preserve"> ORDER BY </w:t>
+      </w:r>
+      <w:proofErr w:type="spellStart"/>
+      <w:r>
+        <w:t>total_admissions</w:t>
+      </w:r>
+      <w:proofErr w:type="spellEnd"/>
+      <w:r>
+        <w:t xml:space="preserve"> DESC;</w:t>
+      </w:r>
+    </w:p>
+    <w:p>
+      <w:pPr>
+        <w:pStyle w:val="ListParagraph"/>
+      </w:pPr>
+      <w:r>
+        <w:drawing>
+          <wp:inline distT="0" distB="0" distL="0" distR="0" wp14:anchorId="5005F5BA" wp14:editId="0FB0B039">
+            <wp:extent cx="2305372" cy="771633"/>
+            <wp:effectExtent l="0" t="0" r="0" b="9525"/>
+            <wp:docPr id="1162043521" name="Picture 1"/>
+            <wp:cNvGraphicFramePr>
+              <a:graphicFrameLocks xmlns:a="http://schemas.openxmlformats.org/drawingml/2006/main" noChangeAspect="1"/>
+            </wp:cNvGraphicFramePr>
+            <a:graphic xmlns:a="http://schemas.openxmlformats.org/drawingml/2006/main">
+              <a:graphicData uri="http://schemas.openxmlformats.org/drawingml/2006/picture">
+                <pic:pic xmlns:pic="http://schemas.openxmlformats.org/drawingml/2006/picture">
+                  <pic:nvPicPr>
+                    <pic:cNvPr id="1162043521" name=""/>
+                    <pic:cNvPicPr/>
+                  </pic:nvPicPr>
+                  <pic:blipFill>
+                    <a:blip r:embed="rId33"/>
+                    <a:stretch>
+                      <a:fillRect/>
+                    </a:stretch>
+                  </pic:blipFill>
+                  <pic:spPr>
+                    <a:xfrm>
+                      <a:off x="0" y="0"/>
+                      <a:ext cx="2305372" cy="771633"/>
+                    </a:xfrm>
+                    <a:prstGeom prst="rect">
+                      <a:avLst/>
+                    </a:prstGeom>
+                  </pic:spPr>
+                </pic:pic>
+              </a:graphicData>
+            </a:graphic>
+          </wp:inline>
+        </w:drawing>
+      </w:r>
+    </w:p>
+    <w:p>
+      <w:pPr>
+        <w:pStyle w:val="ListParagraph"/>
+      </w:pPr>
+    </w:p>
+    <w:p>
+      <w:pPr>
+        <w:pStyle w:val="ListParagraph"/>
+        <w:rPr>
+          <w:b/>
+          <w:bCs/>
+        </w:rPr>
+      </w:pPr>
+      <w:r>
+        <w:rPr>
+          <w:b/>
+          <w:bCs/>
+        </w:rPr>
+        <w:t xml:space="preserve">30. </w:t>
+      </w:r>
+      <w:r>
+        <w:rPr>
+          <w:b/>
+          <w:bCs/>
+        </w:rPr>
+        <w:t>What is the average patient length of stay?</w:t>
+      </w:r>
+    </w:p>
+    <w:p>
+      <w:pPr>
+        <w:pStyle w:val="ListParagraph"/>
+      </w:pPr>
+      <w:r>
+        <w:t>SELECT</w:t>
+      </w:r>
+      <w:r>
+        <w:t xml:space="preserve"> </w:t>
+      </w:r>
+      <w:proofErr w:type="gramStart"/>
+      <w:r>
+        <w:t>ROUND(</w:t>
+      </w:r>
+      <w:proofErr w:type="gramEnd"/>
+    </w:p>
+    <w:p>
+      <w:pPr>
+        <w:pStyle w:val="ListParagraph"/>
+      </w:pPr>
+      <w:r>
+        <w:t xml:space="preserve">        </w:t>
+      </w:r>
+      <w:proofErr w:type="gramStart"/>
+      <w:r>
+        <w:t>AVG(DATEDIFF(</w:t>
+      </w:r>
+      <w:proofErr w:type="spellStart"/>
+      <w:proofErr w:type="gramEnd"/>
+      <w:r>
+        <w:t>discharge_date</w:t>
+      </w:r>
+      <w:proofErr w:type="spellEnd"/>
+      <w:r>
+        <w:t xml:space="preserve">, </w:t>
+      </w:r>
+      <w:proofErr w:type="spellStart"/>
+      <w:r>
+        <w:t>admission_date</w:t>
+      </w:r>
+      <w:proofErr w:type="spellEnd"/>
+      <w:r>
+        <w:t>)),</w:t>
+      </w:r>
+    </w:p>
+    <w:p>
+      <w:pPr>
+        <w:pStyle w:val="ListParagraph"/>
+      </w:pPr>
+      <w:r>
+        <w:t xml:space="preserve">        2</w:t>
+      </w:r>
+    </w:p>
+    <w:p>
+      <w:pPr>
+        <w:pStyle w:val="ListParagraph"/>
+      </w:pPr>
+      <w:r>
+        <w:t xml:space="preserve">    ) AS </w:t>
+      </w:r>
+      <w:proofErr w:type="spellStart"/>
+      <w:r>
+        <w:t>average_length_of_stay_days</w:t>
+      </w:r>
+      <w:proofErr w:type="spellEnd"/>
+    </w:p>
+    <w:p>
+      <w:pPr>
+        <w:pStyle w:val="ListParagraph"/>
+      </w:pPr>
+      <w:r>
+        <w:t>FROM Admissions</w:t>
+      </w:r>
+    </w:p>
+    <w:p>
+      <w:pPr>
+        <w:pStyle w:val="ListParagraph"/>
+      </w:pPr>
+      <w:r>
+        <w:t xml:space="preserve">WHERE </w:t>
+      </w:r>
+      <w:proofErr w:type="spellStart"/>
+      <w:r>
+        <w:t>discharge_date</w:t>
+      </w:r>
+      <w:proofErr w:type="spellEnd"/>
+      <w:r>
+        <w:t xml:space="preserve"> IS NOT NULL</w:t>
+      </w:r>
+    </w:p>
+    <w:p>
+      <w:pPr>
+        <w:pStyle w:val="ListParagraph"/>
+      </w:pPr>
+      <w:r>
+        <w:lastRenderedPageBreak/>
+        <w:t xml:space="preserve">  AND </w:t>
+      </w:r>
+      <w:proofErr w:type="spellStart"/>
+      <w:r>
+        <w:t>discharge_date</w:t>
+      </w:r>
+      <w:proofErr w:type="spellEnd"/>
+      <w:r>
+        <w:t xml:space="preserve"> &gt;= </w:t>
+      </w:r>
+      <w:proofErr w:type="spellStart"/>
+      <w:r>
+        <w:t>admission_date</w:t>
+      </w:r>
+      <w:proofErr w:type="spellEnd"/>
+      <w:r>
+        <w:t>;</w:t>
+      </w:r>
+    </w:p>
+    <w:p>
+      <w:pPr>
+        <w:pStyle w:val="ListParagraph"/>
+      </w:pPr>
+    </w:p>
+    <w:p>
+      <w:pPr>
+        <w:pStyle w:val="ListParagraph"/>
+        <w:rPr>
+          <w:b/>
+          <w:bCs/>
+        </w:rPr>
+      </w:pPr>
+      <w:r>
+        <w:rPr>
+          <w:b/>
+          <w:bCs/>
+        </w:rPr>
+        <w:t xml:space="preserve">31. </w:t>
+      </w:r>
+      <w:r>
+        <w:rPr>
+          <w:b/>
+          <w:bCs/>
+        </w:rPr>
+        <w:t>How are rooms distributed by type?</w:t>
+      </w:r>
+    </w:p>
+    <w:p>
+      <w:pPr>
+        <w:pStyle w:val="ListParagraph"/>
+      </w:pPr>
+      <w:r>
+        <w:t>SELECT</w:t>
+      </w:r>
+    </w:p>
+    <w:p>
+      <w:pPr>
+        <w:pStyle w:val="ListParagraph"/>
+      </w:pPr>
+      <w:r>
+        <w:t xml:space="preserve">    </w:t>
+      </w:r>
+      <w:proofErr w:type="spellStart"/>
+      <w:r>
+        <w:t>room_type</w:t>
+      </w:r>
+      <w:proofErr w:type="spellEnd"/>
+      <w:r>
+        <w:t>,</w:t>
+      </w:r>
+    </w:p>
+    <w:p>
+      <w:pPr>
+        <w:pStyle w:val="ListParagraph"/>
+      </w:pPr>
+      <w:r>
+        <w:t xml:space="preserve">    </w:t>
+      </w:r>
+      <w:proofErr w:type="gramStart"/>
+      <w:r>
+        <w:t>COUNT(</w:t>
+      </w:r>
+      <w:proofErr w:type="spellStart"/>
+      <w:proofErr w:type="gramEnd"/>
+      <w:r>
+        <w:t>room_id</w:t>
+      </w:r>
+      <w:proofErr w:type="spellEnd"/>
+      <w:r>
+        <w:t xml:space="preserve">) AS </w:t>
+      </w:r>
+      <w:proofErr w:type="spellStart"/>
+      <w:r>
+        <w:t>total_rooms</w:t>
+      </w:r>
+      <w:proofErr w:type="spellEnd"/>
+    </w:p>
+    <w:p>
+      <w:pPr>
+        <w:pStyle w:val="ListParagraph"/>
+      </w:pPr>
+      <w:r>
+        <w:t>FROM Rooms</w:t>
+      </w:r>
+    </w:p>
+    <w:p>
+      <w:pPr>
+        <w:pStyle w:val="ListParagraph"/>
+      </w:pPr>
+      <w:r>
+        <w:t xml:space="preserve">GROUP BY </w:t>
+      </w:r>
+      <w:proofErr w:type="spellStart"/>
+      <w:r>
+        <w:t>room_type</w:t>
+      </w:r>
+      <w:proofErr w:type="spellEnd"/>
+    </w:p>
+    <w:p>
+      <w:pPr>
+        <w:pStyle w:val="ListParagraph"/>
+      </w:pPr>
+      <w:r>
+        <w:t xml:space="preserve">ORDER BY </w:t>
+      </w:r>
+      <w:proofErr w:type="spellStart"/>
+      <w:r>
+        <w:t>total_rooms</w:t>
+      </w:r>
+      <w:proofErr w:type="spellEnd"/>
+      <w:r>
+        <w:t xml:space="preserve"> DESC;</w:t>
+      </w:r>
+    </w:p>
+    <w:p>
+      <w:pPr>
+        <w:pStyle w:val="ListParagraph"/>
+        <w:rPr>
+          <w:b/>
+          <w:bCs/>
+        </w:rPr>
+      </w:pPr>
+      <w:r>
+        <w:rPr>
+          <w:b/>
+          <w:bCs/>
+        </w:rPr>
+        <w:drawing>
+          <wp:inline distT="0" distB="0" distL="0" distR="0" wp14:anchorId="02595297" wp14:editId="37C22EAB">
+            <wp:extent cx="1705213" cy="981212"/>
+            <wp:effectExtent l="0" t="0" r="9525" b="9525"/>
+            <wp:docPr id="102799199" name="Picture 1"/>
+            <wp:cNvGraphicFramePr>
+              <a:graphicFrameLocks xmlns:a="http://schemas.openxmlformats.org/drawingml/2006/main" noChangeAspect="1"/>
+            </wp:cNvGraphicFramePr>
+            <a:graphic xmlns:a="http://schemas.openxmlformats.org/drawingml/2006/main">
+              <a:graphicData uri="http://schemas.openxmlformats.org/drawingml/2006/picture">
+                <pic:pic xmlns:pic="http://schemas.openxmlformats.org/drawingml/2006/picture">
+                  <pic:nvPicPr>
+                    <pic:cNvPr id="102799199" name=""/>
+                    <pic:cNvPicPr/>
+                  </pic:nvPicPr>
+                  <pic:blipFill>
+                    <a:blip r:embed="rId34"/>
+                    <a:stretch>
+                      <a:fillRect/>
+                    </a:stretch>
+                  </pic:blipFill>
+                  <pic:spPr>
+                    <a:xfrm>
+                      <a:off x="0" y="0"/>
+                      <a:ext cx="1705213" cy="981212"/>
+                    </a:xfrm>
+                    <a:prstGeom prst="rect">
+                      <a:avLst/>
+                    </a:prstGeom>
+                  </pic:spPr>
+                </pic:pic>
+              </a:graphicData>
+            </a:graphic>
+          </wp:inline>
+        </w:drawing>
+      </w:r>
+    </w:p>
+    <w:p>
+      <w:pPr>
+        <w:pStyle w:val="ListParagraph"/>
+        <w:rPr>
+          <w:b/>
+          <w:bCs/>
+        </w:rPr>
+      </w:pPr>
+    </w:p>
+    <w:p>
+      <w:pPr>
+        <w:pStyle w:val="ListParagraph"/>
+        <w:rPr>
+          <w:b/>
+          <w:bCs/>
+        </w:rPr>
+      </w:pPr>
+      <w:r>
+        <w:rPr>
+          <w:b/>
+          <w:bCs/>
+        </w:rPr>
+        <w:t xml:space="preserve">32. </w:t>
+      </w:r>
+      <w:r>
+        <w:rPr>
+          <w:b/>
+          <w:bCs/>
+        </w:rPr>
+        <w:t>Which treatments have the highest activity?</w:t>
+      </w:r>
+    </w:p>
+    <w:p>
+      <w:pPr>
+        <w:pStyle w:val="ListParagraph"/>
+      </w:pPr>
+      <w:r>
+        <w:t>SELECT</w:t>
+      </w:r>
+    </w:p>
+    <w:p>
+      <w:pPr>
+        <w:pStyle w:val="ListParagraph"/>
+      </w:pPr>
+      <w:r>
+        <w:t xml:space="preserve">    </w:t>
+      </w:r>
+      <w:proofErr w:type="spellStart"/>
+      <w:r>
+        <w:t>treatment_name</w:t>
+      </w:r>
+      <w:proofErr w:type="spellEnd"/>
+      <w:r>
+        <w:t>,</w:t>
+      </w:r>
+    </w:p>
+    <w:p>
+      <w:pPr>
+        <w:pStyle w:val="ListParagraph"/>
+      </w:pPr>
+      <w:r>
+        <w:t xml:space="preserve">    </w:t>
+      </w:r>
+      <w:proofErr w:type="gramStart"/>
+      <w:r>
+        <w:t>COUNT(</w:t>
+      </w:r>
+      <w:proofErr w:type="spellStart"/>
+      <w:proofErr w:type="gramEnd"/>
+      <w:r>
+        <w:t>treatment_id</w:t>
+      </w:r>
+      <w:proofErr w:type="spellEnd"/>
+      <w:r>
+        <w:t xml:space="preserve">) AS </w:t>
+      </w:r>
+      <w:proofErr w:type="spellStart"/>
+      <w:r>
+        <w:t>treatment_count</w:t>
+      </w:r>
+      <w:proofErr w:type="spellEnd"/>
+    </w:p>
+    <w:p>
+      <w:pPr>
+        <w:pStyle w:val="ListParagraph"/>
+      </w:pPr>
+      <w:r>
+        <w:t>FROM Treatments</w:t>
+      </w:r>
+    </w:p>
+    <w:p>
+      <w:pPr>
+        <w:pStyle w:val="ListParagraph"/>
+      </w:pPr>
+      <w:r>
+        <w:t xml:space="preserve">GROUP BY </w:t>
+      </w:r>
+      <w:proofErr w:type="spellStart"/>
+      <w:r>
+        <w:t>treatment_name</w:t>
+      </w:r>
+      <w:proofErr w:type="spellEnd"/>
+    </w:p>
+    <w:p>
+      <w:pPr>
+        <w:pStyle w:val="ListParagraph"/>
+      </w:pPr>
+      <w:r>
+        <w:t xml:space="preserve">ORDER BY </w:t>
+      </w:r>
+      <w:proofErr w:type="spellStart"/>
+      <w:r>
+        <w:t>treatment_count</w:t>
+      </w:r>
+      <w:proofErr w:type="spellEnd"/>
+      <w:r>
+        <w:t xml:space="preserve"> DESC;</w:t>
+      </w:r>
+    </w:p>
+    <w:p>
+      <w:pPr>
+        <w:pStyle w:val="ListParagraph"/>
+      </w:pPr>
+      <w:r>
+        <w:drawing>
+          <wp:inline distT="0" distB="0" distL="0" distR="0" wp14:anchorId="6469884B" wp14:editId="3F9E95F0">
+            <wp:extent cx="3324689" cy="962159"/>
+            <wp:effectExtent l="0" t="0" r="9525" b="9525"/>
+            <wp:docPr id="464134959" name="Picture 1"/>
+            <wp:cNvGraphicFramePr>
+              <a:graphicFrameLocks xmlns:a="http://schemas.openxmlformats.org/drawingml/2006/main" noChangeAspect="1"/>
+            </wp:cNvGraphicFramePr>
+            <a:graphic xmlns:a="http://schemas.openxmlformats.org/drawingml/2006/main">
+              <a:graphicData uri="http://schemas.openxmlformats.org/drawingml/2006/picture">
+                <pic:pic xmlns:pic="http://schemas.openxmlformats.org/drawingml/2006/picture">
+                  <pic:nvPicPr>
+                    <pic:cNvPr id="464134959" name=""/>
+                    <pic:cNvPicPr/>
+                  </pic:nvPicPr>
+                  <pic:blipFill>
+                    <a:blip r:embed="rId35"/>
+                    <a:stretch>
+                      <a:fillRect/>
+                    </a:stretch>
+                  </pic:blipFill>
+                  <pic:spPr>
+                    <a:xfrm>
+                      <a:off x="0" y="0"/>
+                      <a:ext cx="3324689" cy="962159"/>
+                    </a:xfrm>
+                    <a:prstGeom prst="rect">
+                      <a:avLst/>
+                    </a:prstGeom>
+                  </pic:spPr>
+                </pic:pic>
+              </a:graphicData>
+            </a:graphic>
+          </wp:inline>
+        </w:drawing>
+      </w:r>
+    </w:p>
+    <w:p>
+      <w:pPr>
+        <w:pStyle w:val="ListParagraph"/>
+      </w:pPr>
+    </w:p>
+    <w:p>
+      <w:pPr>
+        <w:pStyle w:val="ListParagraph"/>
+        <w:rPr>
+          <w:b/>
+          <w:bCs/>
+        </w:rPr>
+      </w:pPr>
+      <w:r>
+        <w:rPr>
+          <w:b/>
+          <w:bCs/>
+        </w:rPr>
+        <w:t xml:space="preserve">33. </w:t>
+      </w:r>
+      <w:r>
+        <w:rPr>
+          <w:b/>
+          <w:bCs/>
+        </w:rPr>
+        <w:t>Which laboratory tests have the highest volume?</w:t>
+      </w:r>
+    </w:p>
+    <w:p>
+      <w:pPr>
+        <w:pStyle w:val="ListParagraph"/>
+      </w:pPr>
+      <w:r>
+        <w:t xml:space="preserve">SELECT </w:t>
+      </w:r>
+      <w:proofErr w:type="spellStart"/>
+      <w:r>
+        <w:t>test_name</w:t>
+      </w:r>
+      <w:proofErr w:type="spellEnd"/>
+      <w:r>
+        <w:t xml:space="preserve">, </w:t>
+      </w:r>
+      <w:proofErr w:type="gramStart"/>
+      <w:r>
+        <w:t>COUNT(</w:t>
+      </w:r>
+      <w:proofErr w:type="spellStart"/>
+      <w:proofErr w:type="gramEnd"/>
+      <w:r>
+        <w:t>lab_test_id</w:t>
+      </w:r>
+      <w:proofErr w:type="spellEnd"/>
+      <w:r>
+        <w:t xml:space="preserve">) AS </w:t>
+      </w:r>
+      <w:proofErr w:type="spellStart"/>
+      <w:r>
+        <w:t>test_volume</w:t>
+      </w:r>
+      <w:proofErr w:type="spellEnd"/>
+      <w:r>
+        <w:t xml:space="preserve"> FROM Laboratory GROUP BY </w:t>
+      </w:r>
+      <w:proofErr w:type="spellStart"/>
+      <w:r>
+        <w:t>test_name</w:t>
+      </w:r>
+      <w:proofErr w:type="spellEnd"/>
+      <w:r>
+        <w:t xml:space="preserve"> ORDER BY </w:t>
+      </w:r>
+      <w:proofErr w:type="spellStart"/>
+      <w:r>
+        <w:t>test_volume</w:t>
+      </w:r>
+      <w:proofErr w:type="spellEnd"/>
+      <w:r>
+        <w:t xml:space="preserve"> DESC;</w:t>
+      </w:r>
+    </w:p>
+    <w:p>
+      <w:pPr>
+        <w:pStyle w:val="ListParagraph"/>
+      </w:pPr>
+      <w:r>
+        <w:drawing>
+          <wp:inline distT="0" distB="0" distL="0" distR="0" wp14:anchorId="528C00BB" wp14:editId="6004D6A1">
+            <wp:extent cx="2162477" cy="1066949"/>
+            <wp:effectExtent l="0" t="0" r="9525" b="0"/>
+            <wp:docPr id="1575699396" name="Picture 1"/>
+            <wp:cNvGraphicFramePr>
+              <a:graphicFrameLocks xmlns:a="http://schemas.openxmlformats.org/drawingml/2006/main" noChangeAspect="1"/>
+            </wp:cNvGraphicFramePr>
+            <a:graphic xmlns:a="http://schemas.openxmlformats.org/drawingml/2006/main">
+              <a:graphicData uri="http://schemas.openxmlformats.org/drawingml/2006/picture">
+                <pic:pic xmlns:pic="http://schemas.openxmlformats.org/drawingml/2006/picture">
+                  <pic:nvPicPr>
+                    <pic:cNvPr id="1575699396" name=""/>
+                    <pic:cNvPicPr/>
+                  </pic:nvPicPr>
+                  <pic:blipFill>
+                    <a:blip r:embed="rId36"/>
+                    <a:stretch>
+                      <a:fillRect/>
+                    </a:stretch>
+                  </pic:blipFill>
+                  <pic:spPr>
+                    <a:xfrm>
+                      <a:off x="0" y="0"/>
+                      <a:ext cx="2162477" cy="1066949"/>
+                    </a:xfrm>
+                    <a:prstGeom prst="rect">
+                      <a:avLst/>
+                    </a:prstGeom>
+                  </pic:spPr>
+                </pic:pic>
+              </a:graphicData>
+            </a:graphic>
+          </wp:inline>
+        </w:drawing>
+      </w:r>
+    </w:p>
+    <w:p>
+      <w:pPr>
+        <w:pStyle w:val="ListParagraph"/>
+      </w:pPr>
+    </w:p>
+    <w:p>
+      <w:pPr>
+        <w:pStyle w:val="ListParagraph"/>
+        <w:rPr>
+          <w:b/>
+          <w:bCs/>
+        </w:rPr>
+      </w:pPr>
+      <w:r>
+        <w:rPr>
+          <w:b/>
+          <w:bCs/>
+        </w:rPr>
+        <w:t xml:space="preserve">34. </w:t>
+      </w:r>
+      <w:r>
+        <w:rPr>
+          <w:b/>
+          <w:bCs/>
+        </w:rPr>
+        <w:t>Which medicine categories generate the highest sales?</w:t>
+      </w:r>
+    </w:p>
+    <w:p>
+      <w:pPr>
+        <w:pStyle w:val="ListParagraph"/>
+      </w:pPr>
+      <w:r>
+        <w:t xml:space="preserve">SELECT </w:t>
+      </w:r>
+      <w:proofErr w:type="spellStart"/>
+      <w:proofErr w:type="gramStart"/>
+      <w:r>
+        <w:t>m.category</w:t>
+      </w:r>
+      <w:proofErr w:type="spellEnd"/>
+      <w:proofErr w:type="gramEnd"/>
+      <w:r>
+        <w:t>, SUM(</w:t>
+      </w:r>
+      <w:proofErr w:type="spellStart"/>
+      <w:proofErr w:type="gramStart"/>
+      <w:r>
+        <w:t>p.quantity</w:t>
+      </w:r>
+      <w:proofErr w:type="spellEnd"/>
+      <w:proofErr w:type="gramEnd"/>
+      <w:r>
+        <w:t xml:space="preserve">) AS </w:t>
+      </w:r>
+      <w:proofErr w:type="spellStart"/>
+      <w:r>
+        <w:t>total_quantity_sold</w:t>
+      </w:r>
+      <w:proofErr w:type="spellEnd"/>
+      <w:r>
+        <w:t>, ROUND(SUM(</w:t>
+      </w:r>
+      <w:proofErr w:type="spellStart"/>
+      <w:proofErr w:type="gramStart"/>
+      <w:r>
+        <w:t>p.total</w:t>
+      </w:r>
+      <w:proofErr w:type="gramEnd"/>
+      <w:r>
+        <w:t>_price</w:t>
+      </w:r>
+      <w:proofErr w:type="spellEnd"/>
+      <w:r>
+        <w:t xml:space="preserve">), 2) AS </w:t>
+      </w:r>
+      <w:proofErr w:type="spellStart"/>
+      <w:r>
+        <w:t>total_sales</w:t>
+      </w:r>
+      <w:proofErr w:type="spellEnd"/>
+      <w:r>
+        <w:t xml:space="preserve"> FROM Pharmacy p JOIN Medicines </w:t>
+      </w:r>
+      <w:r>
+        <w:lastRenderedPageBreak/>
+        <w:t xml:space="preserve">m ON </w:t>
+      </w:r>
+      <w:proofErr w:type="spellStart"/>
+      <w:proofErr w:type="gramStart"/>
+      <w:r>
+        <w:t>p.medicine</w:t>
+      </w:r>
+      <w:proofErr w:type="gramEnd"/>
+      <w:r>
+        <w:t>_id</w:t>
+      </w:r>
+      <w:proofErr w:type="spellEnd"/>
+      <w:r>
+        <w:t xml:space="preserve"> = </w:t>
+      </w:r>
+      <w:proofErr w:type="spellStart"/>
+      <w:proofErr w:type="gramStart"/>
+      <w:r>
+        <w:t>m.medicine</w:t>
+      </w:r>
+      <w:proofErr w:type="gramEnd"/>
+      <w:r>
+        <w:t>_id</w:t>
+      </w:r>
+      <w:proofErr w:type="spellEnd"/>
+      <w:r>
+        <w:t xml:space="preserve"> GROUP BY </w:t>
+      </w:r>
+      <w:proofErr w:type="spellStart"/>
+      <w:proofErr w:type="gramStart"/>
+      <w:r>
+        <w:t>m.category</w:t>
+      </w:r>
+      <w:proofErr w:type="spellEnd"/>
+      <w:proofErr w:type="gramEnd"/>
+      <w:r>
+        <w:t xml:space="preserve"> ORDER BY </w:t>
+      </w:r>
+      <w:proofErr w:type="spellStart"/>
+      <w:r>
+        <w:t>total_sales</w:t>
+      </w:r>
+      <w:proofErr w:type="spellEnd"/>
+      <w:r>
+        <w:t xml:space="preserve"> DESC;</w:t>
+      </w:r>
+    </w:p>
+    <w:p>
+      <w:pPr>
+        <w:pStyle w:val="ListParagraph"/>
+      </w:pPr>
+      <w:r>
+        <w:drawing>
+          <wp:inline distT="0" distB="0" distL="0" distR="0" wp14:anchorId="0F4C75DC" wp14:editId="03523000">
+            <wp:extent cx="3200847" cy="1162212"/>
+            <wp:effectExtent l="0" t="0" r="0" b="0"/>
+            <wp:docPr id="1632988694" name="Picture 1"/>
+            <wp:cNvGraphicFramePr>
+              <a:graphicFrameLocks xmlns:a="http://schemas.openxmlformats.org/drawingml/2006/main" noChangeAspect="1"/>
+            </wp:cNvGraphicFramePr>
+            <a:graphic xmlns:a="http://schemas.openxmlformats.org/drawingml/2006/main">
+              <a:graphicData uri="http://schemas.openxmlformats.org/drawingml/2006/picture">
+                <pic:pic xmlns:pic="http://schemas.openxmlformats.org/drawingml/2006/picture">
+                  <pic:nvPicPr>
+                    <pic:cNvPr id="1632988694" name=""/>
+                    <pic:cNvPicPr/>
+                  </pic:nvPicPr>
+                  <pic:blipFill>
+                    <a:blip r:embed="rId37"/>
+                    <a:stretch>
+                      <a:fillRect/>
+                    </a:stretch>
+                  </pic:blipFill>
+                  <pic:spPr>
+                    <a:xfrm>
+                      <a:off x="0" y="0"/>
+                      <a:ext cx="3200847" cy="1162212"/>
+                    </a:xfrm>
+                    <a:prstGeom prst="rect">
+                      <a:avLst/>
+                    </a:prstGeom>
+                  </pic:spPr>
+                </pic:pic>
+              </a:graphicData>
+            </a:graphic>
+          </wp:inline>
+        </w:drawing>
+      </w:r>
+    </w:p>
+    <w:p>
+      <w:pPr>
+        <w:pStyle w:val="ListParagraph"/>
+      </w:pPr>
+    </w:p>
+    <w:p>
+      <w:pPr>
+        <w:pStyle w:val="ListParagraph"/>
+        <w:rPr>
+          <w:b/>
+          <w:bCs/>
+        </w:rPr>
+      </w:pPr>
+      <w:r>
+        <w:rPr>
+          <w:b/>
+          <w:bCs/>
+        </w:rPr>
+        <w:t xml:space="preserve">35. </w:t>
+      </w:r>
+      <w:r>
+        <w:rPr>
+          <w:b/>
+          <w:bCs/>
+        </w:rPr>
+        <w:t>What is the total billed amount?</w:t>
+      </w:r>
+    </w:p>
+    <w:p>
+      <w:pPr>
+        <w:pStyle w:val="ListParagraph"/>
+      </w:pPr>
+      <w:r>
+        <w:t>SELECT ROUND(</w:t>
+      </w:r>
+      <w:proofErr w:type="gramStart"/>
+      <w:r>
+        <w:t>SUM(</w:t>
+      </w:r>
+      <w:proofErr w:type="spellStart"/>
+      <w:proofErr w:type="gramEnd"/>
+      <w:r>
+        <w:t>total_amount</w:t>
+      </w:r>
+      <w:proofErr w:type="spellEnd"/>
+      <w:r>
+        <w:t xml:space="preserve">), 2) AS </w:t>
+      </w:r>
+      <w:proofErr w:type="spellStart"/>
+      <w:r>
+        <w:t>total_billed_amount</w:t>
+      </w:r>
+      <w:proofErr w:type="spellEnd"/>
+      <w:r>
+        <w:t xml:space="preserve"> FROM Billing;</w:t>
+      </w:r>
+    </w:p>
+    <w:p>
+      <w:pPr>
+        <w:pStyle w:val="ListParagraph"/>
+      </w:pPr>
+      <w:r>
+        <w:drawing>
+          <wp:inline distT="0" distB="0" distL="0" distR="0" wp14:anchorId="2EEF7E8F" wp14:editId="34D70C24">
+            <wp:extent cx="1390844" cy="571580"/>
+            <wp:effectExtent l="0" t="0" r="0" b="0"/>
+            <wp:docPr id="1404011015" name="Picture 1"/>
+            <wp:cNvGraphicFramePr>
+              <a:graphicFrameLocks xmlns:a="http://schemas.openxmlformats.org/drawingml/2006/main" noChangeAspect="1"/>
+            </wp:cNvGraphicFramePr>
+            <a:graphic xmlns:a="http://schemas.openxmlformats.org/drawingml/2006/main">
+              <a:graphicData uri="http://schemas.openxmlformats.org/drawingml/2006/picture">
+                <pic:pic xmlns:pic="http://schemas.openxmlformats.org/drawingml/2006/picture">
+                  <pic:nvPicPr>
+                    <pic:cNvPr id="1404011015" name=""/>
+                    <pic:cNvPicPr/>
+                  </pic:nvPicPr>
+                  <pic:blipFill>
+                    <a:blip r:embed="rId38"/>
+                    <a:stretch>
+                      <a:fillRect/>
+                    </a:stretch>
+                  </pic:blipFill>
+                  <pic:spPr>
+                    <a:xfrm>
+                      <a:off x="0" y="0"/>
+                      <a:ext cx="1390844" cy="571580"/>
+                    </a:xfrm>
+                    <a:prstGeom prst="rect">
+                      <a:avLst/>
+                    </a:prstGeom>
+                  </pic:spPr>
+                </pic:pic>
+              </a:graphicData>
+            </a:graphic>
+          </wp:inline>
+        </w:drawing>
+      </w:r>
+    </w:p>
+    <w:p>
+      <w:pPr>
+        <w:pStyle w:val="ListParagraph"/>
+      </w:pPr>
+    </w:p>
+    <w:p>
+      <w:pPr>
+        <w:pStyle w:val="ListParagraph"/>
+        <w:rPr>
+          <w:b/>
+          <w:bCs/>
+        </w:rPr>
+      </w:pPr>
+      <w:r>
+        <w:rPr>
+          <w:b/>
+          <w:bCs/>
+        </w:rPr>
+        <w:t xml:space="preserve">36. </w:t>
+      </w:r>
+      <w:r>
+        <w:rPr>
+          <w:b/>
+          <w:bCs/>
+        </w:rPr>
+        <w:t>Which billing components contribute the most?</w:t>
+      </w:r>
+    </w:p>
+    <w:p>
+      <w:pPr>
+        <w:pStyle w:val="ListParagraph"/>
+      </w:pPr>
+      <w:r>
+        <w:t>SELECT ROUND(</w:t>
+      </w:r>
+      <w:proofErr w:type="gramStart"/>
+      <w:r>
+        <w:t>SUM(</w:t>
+      </w:r>
+      <w:proofErr w:type="spellStart"/>
+      <w:proofErr w:type="gramEnd"/>
+      <w:r>
+        <w:t>room_charges</w:t>
+      </w:r>
+      <w:proofErr w:type="spellEnd"/>
+      <w:r>
+        <w:t xml:space="preserve">), 2) AS </w:t>
+      </w:r>
+      <w:proofErr w:type="spellStart"/>
+      <w:r>
+        <w:t>room_charges</w:t>
+      </w:r>
+      <w:proofErr w:type="spellEnd"/>
+      <w:r>
+        <w:t>, ROUND(</w:t>
+      </w:r>
+      <w:proofErr w:type="gramStart"/>
+      <w:r>
+        <w:t>SUM(</w:t>
+      </w:r>
+      <w:proofErr w:type="spellStart"/>
+      <w:proofErr w:type="gramEnd"/>
+      <w:r>
+        <w:t>doctor_charges</w:t>
+      </w:r>
+      <w:proofErr w:type="spellEnd"/>
+      <w:r>
+        <w:t xml:space="preserve">), 2) AS </w:t>
+      </w:r>
+      <w:proofErr w:type="spellStart"/>
+      <w:r>
+        <w:t>doctor_charges</w:t>
+      </w:r>
+      <w:proofErr w:type="spellEnd"/>
+      <w:r>
+        <w:t>, ROUND(</w:t>
+      </w:r>
+      <w:proofErr w:type="gramStart"/>
+      <w:r>
+        <w:t>SUM(</w:t>
+      </w:r>
+      <w:proofErr w:type="spellStart"/>
+      <w:proofErr w:type="gramEnd"/>
+      <w:r>
+        <w:t>medicine_charges</w:t>
+      </w:r>
+      <w:proofErr w:type="spellEnd"/>
+      <w:r>
+        <w:t xml:space="preserve">), 2) AS </w:t>
+      </w:r>
+      <w:proofErr w:type="spellStart"/>
+      <w:r>
+        <w:t>medicine_charges</w:t>
+      </w:r>
+      <w:proofErr w:type="spellEnd"/>
+      <w:r>
+        <w:t>, ROUND(</w:t>
+      </w:r>
+      <w:proofErr w:type="gramStart"/>
+      <w:r>
+        <w:t>SUM(</w:t>
+      </w:r>
+      <w:proofErr w:type="spellStart"/>
+      <w:proofErr w:type="gramEnd"/>
+      <w:r>
+        <w:t>lab_charges</w:t>
+      </w:r>
+      <w:proofErr w:type="spellEnd"/>
+      <w:r>
+        <w:t xml:space="preserve">), 2) AS </w:t>
+      </w:r>
+      <w:proofErr w:type="spellStart"/>
+      <w:r>
+        <w:t>lab_charges</w:t>
+      </w:r>
+      <w:proofErr w:type="spellEnd"/>
+      <w:r>
+        <w:t>, ROUND(</w:t>
+      </w:r>
+      <w:proofErr w:type="gramStart"/>
+      <w:r>
+        <w:t>SUM(</w:t>
+      </w:r>
+      <w:proofErr w:type="spellStart"/>
+      <w:proofErr w:type="gramEnd"/>
+      <w:r>
+        <w:t>other_charges</w:t>
+      </w:r>
+      <w:proofErr w:type="spellEnd"/>
+      <w:r>
+        <w:t xml:space="preserve">), 2) AS </w:t>
+      </w:r>
+      <w:proofErr w:type="spellStart"/>
+      <w:r>
+        <w:t>other_charges</w:t>
+      </w:r>
+      <w:proofErr w:type="spellEnd"/>
+      <w:r>
+        <w:t>, ROUND(</w:t>
+      </w:r>
+      <w:proofErr w:type="gramStart"/>
+      <w:r>
+        <w:t>SUM(</w:t>
+      </w:r>
+      <w:proofErr w:type="spellStart"/>
+      <w:proofErr w:type="gramEnd"/>
+      <w:r>
+        <w:t>total_amount</w:t>
+      </w:r>
+      <w:proofErr w:type="spellEnd"/>
+      <w:r>
+        <w:t xml:space="preserve">), 2) AS </w:t>
+      </w:r>
+      <w:proofErr w:type="spellStart"/>
+      <w:r>
+        <w:t>total_billed</w:t>
+      </w:r>
+      <w:proofErr w:type="spellEnd"/>
+      <w:r>
+        <w:t xml:space="preserve"> FROM Billing;</w:t>
+      </w:r>
+    </w:p>
+    <w:p>
+      <w:pPr>
+        <w:pStyle w:val="ListParagraph"/>
+      </w:pPr>
+      <w:r>
+        <w:drawing>
+          <wp:inline distT="0" distB="0" distL="0" distR="0" wp14:anchorId="282908D6" wp14:editId="4944B95B">
+            <wp:extent cx="5353797" cy="504895"/>
+            <wp:effectExtent l="0" t="0" r="0" b="9525"/>
+            <wp:docPr id="999931712" name="Picture 1"/>
+            <wp:cNvGraphicFramePr>
+              <a:graphicFrameLocks xmlns:a="http://schemas.openxmlformats.org/drawingml/2006/main" noChangeAspect="1"/>
+            </wp:cNvGraphicFramePr>
+            <a:graphic xmlns:a="http://schemas.openxmlformats.org/drawingml/2006/main">
+              <a:graphicData uri="http://schemas.openxmlformats.org/drawingml/2006/picture">
+                <pic:pic xmlns:pic="http://schemas.openxmlformats.org/drawingml/2006/picture">
+                  <pic:nvPicPr>
+                    <pic:cNvPr id="999931712" name=""/>
+                    <pic:cNvPicPr/>
+                  </pic:nvPicPr>
+                  <pic:blipFill>
+                    <a:blip r:embed="rId39"/>
+                    <a:stretch>
+                      <a:fillRect/>
+                    </a:stretch>
+                  </pic:blipFill>
+                  <pic:spPr>
+                    <a:xfrm>
+                      <a:off x="0" y="0"/>
+                      <a:ext cx="5353797" cy="504895"/>
+                    </a:xfrm>
+                    <a:prstGeom prst="rect">
+                      <a:avLst/>
+                    </a:prstGeom>
+                  </pic:spPr>
+                </pic:pic>
+              </a:graphicData>
+            </a:graphic>
+          </wp:inline>
+        </w:drawing>
+      </w:r>
+    </w:p>
+    <w:p>
+      <w:pPr>
+        <w:pStyle w:val="ListParagraph"/>
+      </w:pPr>
+    </w:p>
+    <w:p>
+      <w:pPr>
+        <w:pStyle w:val="ListParagraph"/>
+        <w:rPr>
+          <w:b/>
+          <w:bCs/>
+        </w:rPr>
+      </w:pPr>
+      <w:r>
+        <w:rPr>
+          <w:b/>
+          <w:bCs/>
+        </w:rPr>
+        <w:t xml:space="preserve">37. </w:t>
+      </w:r>
+      <w:r>
+        <w:rPr>
+          <w:b/>
+          <w:bCs/>
+        </w:rPr>
+        <w:t>What is the total payment collected?</w:t>
+      </w:r>
+    </w:p>
+    <w:p>
+      <w:pPr>
+        <w:pStyle w:val="ListParagraph"/>
+      </w:pPr>
+      <w:r>
+        <w:t>SELECT ROUND(</w:t>
+      </w:r>
+      <w:proofErr w:type="gramStart"/>
+      <w:r>
+        <w:t>SUM(</w:t>
+      </w:r>
+      <w:proofErr w:type="spellStart"/>
+      <w:proofErr w:type="gramEnd"/>
+      <w:r>
+        <w:t>payment_amount</w:t>
+      </w:r>
+      <w:proofErr w:type="spellEnd"/>
+      <w:r>
+        <w:t xml:space="preserve">), 2) AS </w:t>
+      </w:r>
+      <w:proofErr w:type="spellStart"/>
+      <w:r>
+        <w:t>total_payment_collected</w:t>
+      </w:r>
+      <w:proofErr w:type="spellEnd"/>
+      <w:r>
+        <w:t xml:space="preserve"> FROM Payments WHERE </w:t>
+      </w:r>
+      <w:proofErr w:type="spellStart"/>
+      <w:r>
+        <w:t>payment_status</w:t>
+      </w:r>
+      <w:proofErr w:type="spellEnd"/>
+      <w:r>
+        <w:t xml:space="preserve"> = 'Success';</w:t>
+      </w:r>
+    </w:p>
+    <w:p>
+      <w:pPr>
+        <w:pStyle w:val="ListParagraph"/>
+      </w:pPr>
+      <w:r>
+        <w:drawing>
+          <wp:inline distT="0" distB="0" distL="0" distR="0" wp14:anchorId="135AB14D" wp14:editId="19508C8D">
+            <wp:extent cx="1705213" cy="514422"/>
+            <wp:effectExtent l="0" t="0" r="0" b="0"/>
+            <wp:docPr id="1812627391" name="Picture 1"/>
+            <wp:cNvGraphicFramePr>
+              <a:graphicFrameLocks xmlns:a="http://schemas.openxmlformats.org/drawingml/2006/main" noChangeAspect="1"/>
+            </wp:cNvGraphicFramePr>
+            <a:graphic xmlns:a="http://schemas.openxmlformats.org/drawingml/2006/main">
+              <a:graphicData uri="http://schemas.openxmlformats.org/drawingml/2006/picture">
+                <pic:pic xmlns:pic="http://schemas.openxmlformats.org/drawingml/2006/picture">
+                  <pic:nvPicPr>
+                    <pic:cNvPr id="1812627391" name=""/>
+                    <pic:cNvPicPr/>
+                  </pic:nvPicPr>
+                  <pic:blipFill>
+                    <a:blip r:embed="rId40"/>
+                    <a:stretch>
+                      <a:fillRect/>
+                    </a:stretch>
+                  </pic:blipFill>
+                  <pic:spPr>
+                    <a:xfrm>
+                      <a:off x="0" y="0"/>
+                      <a:ext cx="1705213" cy="514422"/>
+                    </a:xfrm>
+                    <a:prstGeom prst="rect">
+                      <a:avLst/>
+                    </a:prstGeom>
+                  </pic:spPr>
+                </pic:pic>
+              </a:graphicData>
+            </a:graphic>
+          </wp:inline>
+        </w:drawing>
+      </w:r>
+    </w:p>
+    <w:p>
+      <w:pPr>
+        <w:pStyle w:val="ListParagraph"/>
+      </w:pPr>
+    </w:p>
+    <w:p>
+      <w:pPr>
+        <w:pStyle w:val="ListParagraph"/>
+        <w:rPr>
+          <w:b/>
+          <w:bCs/>
+        </w:rPr>
+      </w:pPr>
+      <w:r>
+        <w:rPr>
+          <w:b/>
+          <w:bCs/>
+        </w:rPr>
+        <w:t xml:space="preserve">38. </w:t>
+      </w:r>
+      <w:r>
+        <w:rPr>
+          <w:b/>
+          <w:bCs/>
+        </w:rPr>
+        <w:t>What is the gap between billed and collected amounts?</w:t>
+      </w:r>
+    </w:p>
+    <w:p>
+      <w:pPr>
+        <w:pStyle w:val="ListParagraph"/>
+      </w:pPr>
+      <w:r>
+        <w:t>SELECT SUM(</w:t>
+      </w:r>
+      <w:proofErr w:type="spellStart"/>
+      <w:proofErr w:type="gramStart"/>
+      <w:r>
+        <w:t>b.total</w:t>
+      </w:r>
+      <w:proofErr w:type="gramEnd"/>
+      <w:r>
+        <w:t>_amount</w:t>
+      </w:r>
+      <w:proofErr w:type="spellEnd"/>
+      <w:r>
+        <w:t>) - SUM(</w:t>
+      </w:r>
+      <w:proofErr w:type="spellStart"/>
+      <w:proofErr w:type="gramStart"/>
+      <w:r>
+        <w:t>p.payment</w:t>
+      </w:r>
+      <w:proofErr w:type="gramEnd"/>
+      <w:r>
+        <w:t>_amount</w:t>
+      </w:r>
+      <w:proofErr w:type="spellEnd"/>
+      <w:r>
+        <w:t>)</w:t>
+      </w:r>
+    </w:p>
+    <w:p>
+      <w:pPr>
+        <w:pStyle w:val="ListParagraph"/>
+      </w:pPr>
+      <w:r>
+        <w:t>FROM Billing b</w:t>
+      </w:r>
+    </w:p>
+    <w:p>
+      <w:pPr>
+        <w:pStyle w:val="ListParagraph"/>
+      </w:pPr>
+      <w:r>
+        <w:t xml:space="preserve">JOIN Payments p ON </w:t>
+      </w:r>
+      <w:proofErr w:type="spellStart"/>
+      <w:proofErr w:type="gramStart"/>
+      <w:r>
+        <w:t>b.bill</w:t>
+      </w:r>
+      <w:proofErr w:type="gramEnd"/>
+      <w:r>
+        <w:t>_id</w:t>
+      </w:r>
+      <w:proofErr w:type="spellEnd"/>
+      <w:r>
+        <w:t xml:space="preserve"> = </w:t>
+      </w:r>
+      <w:proofErr w:type="spellStart"/>
+      <w:proofErr w:type="gramStart"/>
+      <w:r>
+        <w:t>p.bill</w:t>
+      </w:r>
+      <w:proofErr w:type="gramEnd"/>
+      <w:r>
+        <w:t>_id</w:t>
+      </w:r>
+      <w:proofErr w:type="spellEnd"/>
+      <w:r>
+        <w:t>;</w:t>
+      </w:r>
+    </w:p>
+    <w:p>
+      <w:pPr>
+        <w:pStyle w:val="ListParagraph"/>
+      </w:pPr>
+      <w:r>
+        <w:drawing>
+          <wp:inline distT="0" distB="0" distL="0" distR="0" wp14:anchorId="1B2ED676" wp14:editId="6EE62AD5">
+            <wp:extent cx="3029373" cy="1028844"/>
+            <wp:effectExtent l="0" t="0" r="0" b="0"/>
+            <wp:docPr id="1985984233" name="Picture 1"/>
+            <wp:cNvGraphicFramePr>
+              <a:graphicFrameLocks xmlns:a="http://schemas.openxmlformats.org/drawingml/2006/main" noChangeAspect="1"/>
+            </wp:cNvGraphicFramePr>
+            <a:graphic xmlns:a="http://schemas.openxmlformats.org/drawingml/2006/main">
+              <a:graphicData uri="http://schemas.openxmlformats.org/drawingml/2006/picture">
+                <pic:pic xmlns:pic="http://schemas.openxmlformats.org/drawingml/2006/picture">
+                  <pic:nvPicPr>
+                    <pic:cNvPr id="1985984233" name=""/>
+                    <pic:cNvPicPr/>
+                  </pic:nvPicPr>
+                  <pic:blipFill>
+                    <a:blip r:embed="rId41"/>
+                    <a:stretch>
+                      <a:fillRect/>
+                    </a:stretch>
+                  </pic:blipFill>
+                  <pic:spPr>
+                    <a:xfrm>
+                      <a:off x="0" y="0"/>
+                      <a:ext cx="3029373" cy="1028844"/>
+                    </a:xfrm>
+                    <a:prstGeom prst="rect">
+                      <a:avLst/>
+                    </a:prstGeom>
+                  </pic:spPr>
+                </pic:pic>
+              </a:graphicData>
+            </a:graphic>
+          </wp:inline>
+        </w:drawing>
+      </w:r>
+    </w:p>
+    <w:p>
+      <w:pPr>
+        <w:pStyle w:val="ListParagraph"/>
+      </w:pPr>
+    </w:p>
+    <w:p>
+      <w:pPr>
         <w:rPr>
           <w:b/>
           <w:bCs/>
@@ -4172,8 +7642,10 @@
           <w:sz w:val="28"/>
           <w:szCs w:val="28"/>
         </w:rPr>
-        <w:t xml:space="preserve">KPI </w:t>
-      </w:r>
+        <w:lastRenderedPageBreak/>
+        <w:t xml:space="preserve">            </w:t>
+      </w:r>
+      <w:proofErr w:type="gramStart"/>
       <w:r>
         <w:rPr>
           <w:b/>
@@ -4181,8 +7653,18 @@
           <w:sz w:val="28"/>
           <w:szCs w:val="28"/>
         </w:rPr>
+        <w:t xml:space="preserve">KPI </w:t>
+      </w:r>
+      <w:r>
+        <w:rPr>
+          <w:b/>
+          <w:bCs/>
+          <w:sz w:val="28"/>
+          <w:szCs w:val="28"/>
+        </w:rPr>
         <w:t>:</w:t>
       </w:r>
+      <w:proofErr w:type="gramEnd"/>
     </w:p>
     <w:p>
       <w:pPr>
@@ -4205,7 +7687,23 @@
         <w:pStyle w:val="ListParagraph"/>
       </w:pPr>
       <w:r>
-        <w:t xml:space="preserve">SELECT COUNT(*) AS Total_no_of_Hospitals </w:t>
+        <w:t xml:space="preserve">SELECT </w:t>
+      </w:r>
+      <w:proofErr w:type="gramStart"/>
+      <w:r>
+        <w:t>COUNT(</w:t>
+      </w:r>
+      <w:proofErr w:type="gramEnd"/>
+      <w:r>
+        <w:t xml:space="preserve">*) AS </w:t>
+      </w:r>
+      <w:proofErr w:type="spellStart"/>
+      <w:r>
+        <w:t>Total_no_of_Hospitals</w:t>
+      </w:r>
+      <w:proofErr w:type="spellEnd"/>
+      <w:r>
+        <w:t xml:space="preserve"> </w:t>
       </w:r>
     </w:p>
     <w:p>
@@ -4224,7 +7722,6 @@
         <w:rPr>
           <w:noProof/>
         </w:rPr>
-        <w:lastRenderedPageBreak/>
         <w:drawing>
           <wp:inline distT="0" distB="0" distL="0" distR="0" wp14:anchorId="06660F7D" wp14:editId="146CD719">
             <wp:extent cx="2095792" cy="1028844"/>
@@ -4241,7 +7738,7 @@
                     <pic:cNvPicPr/>
                   </pic:nvPicPr>
                   <pic:blipFill>
-                    <a:blip r:embed="rId30"/>
+                    <a:blip r:embed="rId42"/>
                     <a:stretch>
                       <a:fillRect/>
                     </a:stretch>
@@ -4283,7 +7780,23 @@
         <w:pStyle w:val="ListParagraph"/>
       </w:pPr>
       <w:r>
-        <w:t xml:space="preserve">SELECT COUNT(*) AS Total_no_of_Department </w:t>
+        <w:t xml:space="preserve">SELECT </w:t>
+      </w:r>
+      <w:proofErr w:type="gramStart"/>
+      <w:r>
+        <w:t>COUNT(</w:t>
+      </w:r>
+      <w:proofErr w:type="gramEnd"/>
+      <w:r>
+        <w:t xml:space="preserve">*) AS </w:t>
+      </w:r>
+      <w:proofErr w:type="spellStart"/>
+      <w:r>
+        <w:t>Total_no_of_Department</w:t>
+      </w:r>
+      <w:proofErr w:type="spellEnd"/>
+      <w:r>
+        <w:t xml:space="preserve"> </w:t>
       </w:r>
     </w:p>
     <w:p>
@@ -4318,7 +7831,7 @@
                     <pic:cNvPicPr/>
                   </pic:nvPicPr>
                   <pic:blipFill>
-                    <a:blip r:embed="rId31"/>
+                    <a:blip r:embed="rId43"/>
                     <a:stretch>
                       <a:fillRect/>
                     </a:stretch>
@@ -4365,7 +7878,23 @@
         <w:pStyle w:val="ListParagraph"/>
       </w:pPr>
       <w:r>
-        <w:t xml:space="preserve">SELECT COUNT(*) AS Total_no_of_Doctors </w:t>
+        <w:t xml:space="preserve">SELECT </w:t>
+      </w:r>
+      <w:proofErr w:type="gramStart"/>
+      <w:r>
+        <w:t>COUNT(</w:t>
+      </w:r>
+      <w:proofErr w:type="gramEnd"/>
+      <w:r>
+        <w:t xml:space="preserve">*) AS </w:t>
+      </w:r>
+      <w:proofErr w:type="spellStart"/>
+      <w:r>
+        <w:t>Total_no_of_Doctors</w:t>
+      </w:r>
+      <w:proofErr w:type="spellEnd"/>
+      <w:r>
+        <w:t xml:space="preserve"> </w:t>
       </w:r>
     </w:p>
     <w:p>
@@ -4400,7 +7929,7 @@
                     <pic:cNvPicPr/>
                   </pic:nvPicPr>
                   <pic:blipFill>
-                    <a:blip r:embed="rId32"/>
+                    <a:blip r:embed="rId44"/>
                     <a:stretch>
                       <a:fillRect/>
                     </a:stretch>
@@ -4447,7 +7976,20 @@
         <w:pStyle w:val="ListParagraph"/>
       </w:pPr>
       <w:r>
-        <w:t xml:space="preserve">SELECT SUM(bed_capacity) </w:t>
+        <w:t xml:space="preserve">SELECT </w:t>
+      </w:r>
+      <w:proofErr w:type="gramStart"/>
+      <w:r>
+        <w:t>SUM(</w:t>
+      </w:r>
+      <w:proofErr w:type="spellStart"/>
+      <w:proofErr w:type="gramEnd"/>
+      <w:r>
+        <w:t>bed_capacity</w:t>
+      </w:r>
+      <w:proofErr w:type="spellEnd"/>
+      <w:r>
+        <w:t xml:space="preserve">) </w:t>
       </w:r>
     </w:p>
     <w:p>
@@ -4482,7 +8024,7 @@
                     <pic:cNvPicPr/>
                   </pic:nvPicPr>
                   <pic:blipFill>
-                    <a:blip r:embed="rId33"/>
+                    <a:blip r:embed="rId45"/>
                     <a:stretch>
                       <a:fillRect/>
                     </a:stretch>
@@ -4529,7 +8071,20 @@
         <w:pStyle w:val="ListParagraph"/>
       </w:pPr>
       <w:r>
-        <w:t xml:space="preserve">SELECT ROUND(AVG(consultation_fee), 2) </w:t>
+        <w:t>SELECT ROUND(</w:t>
+      </w:r>
+      <w:proofErr w:type="gramStart"/>
+      <w:r>
+        <w:t>AVG(</w:t>
+      </w:r>
+      <w:proofErr w:type="spellStart"/>
+      <w:proofErr w:type="gramEnd"/>
+      <w:r>
+        <w:t>consultation_fee</w:t>
+      </w:r>
+      <w:proofErr w:type="spellEnd"/>
+      <w:r>
+        <w:t xml:space="preserve">), 2) </w:t>
       </w:r>
     </w:p>
     <w:p>
@@ -4564,7 +8119,7 @@
                     <pic:cNvPicPr/>
                   </pic:nvPicPr>
                   <pic:blipFill>
-                    <a:blip r:embed="rId34"/>
+                    <a:blip r:embed="rId46"/>
                     <a:stretch>
                       <a:fillRect/>
                     </a:stretch>
@@ -5757,7 +9312,6 @@
   <w:style w:type="character" w:default="1" w:styleId="DefaultParagraphFont">
     <w:name w:val="Default Paragraph Font"/>
     <w:uiPriority w:val="1"/>
-    <w:semiHidden/>
     <w:unhideWhenUsed/>
   </w:style>
   <w:style w:type="table" w:default="1" w:styleId="TableNormal">
